--- a/Database .docx
+++ b/Database .docx
@@ -4,279 +4,183 @@
   <w:body>
     <w:p>
       <w:pPr>
-        <w:jc w:val="both"/>
-      </w:pPr>
-      <w:r>
-        <w:t xml:space="preserve">Lưu ý: </w:t>
-      </w:r>
-    </w:p>
-    <w:p>
-      <w:pPr>
-        <w:jc w:val="both"/>
-      </w:pPr>
-    </w:p>
-    <w:p>
-      <w:pPr>
-        <w:rPr>
-          <w:sz w:val="24"/>
-          <w:szCs w:val="24"/>
-        </w:rPr>
-      </w:pPr>
-      <w:r>
-        <w:rPr>
-          <w:sz w:val="24"/>
-          <w:szCs w:val="24"/>
-        </w:rPr>
-        <w:t>+ Phần tôi gạch giữa chữ (Strikethrough) là phần mà tôi bỏ đi so với bản cũ, (và nó sẽ được thay thế ở phần ngay sau đó). Ví dụ:</w:t>
-      </w:r>
-    </w:p>
-    <w:p>
-      <w:pPr>
-        <w:jc w:val="both"/>
-        <w:rPr>
-          <w:strike/>
-          <w:sz w:val="24"/>
-          <w:szCs w:val="24"/>
-        </w:rPr>
-      </w:pPr>
-      <w:r>
-        <w:rPr>
-          <w:strike/>
-          <w:sz w:val="24"/>
-          <w:szCs w:val="24"/>
-        </w:rPr>
-        <w:t>- Quản lý các giao dịch cho việc sử dụng máy tính của khách hàng,</w:t>
-      </w:r>
-    </w:p>
-    <w:p>
-      <w:pPr>
-        <w:jc w:val="both"/>
-        <w:rPr>
-          <w:strike/>
-          <w:sz w:val="24"/>
-          <w:szCs w:val="24"/>
-        </w:rPr>
-      </w:pPr>
-      <w:r>
-        <w:rPr>
-          <w:strike/>
-          <w:sz w:val="24"/>
-          <w:szCs w:val="24"/>
-        </w:rPr>
-        <w:t>- Số tiền mà khách đã trả cho dịch vụ ăn uống,</w:t>
-      </w:r>
-    </w:p>
-    <w:p>
-      <w:pPr>
-        <w:jc w:val="both"/>
-        <w:rPr>
-          <w:sz w:val="24"/>
-          <w:szCs w:val="24"/>
-        </w:rPr>
-      </w:pPr>
-      <w:r>
-        <w:rPr>
-          <w:sz w:val="24"/>
-          <w:szCs w:val="24"/>
-        </w:rPr>
-        <w:t>- Quản lý các giao dịch nạp tiền vào tài khoản của khách hàng,</w:t>
-      </w:r>
-    </w:p>
-    <w:p>
-      <w:pPr>
-        <w:jc w:val="both"/>
-        <w:rPr>
-          <w:sz w:val="24"/>
-          <w:szCs w:val="24"/>
-        </w:rPr>
-      </w:pPr>
-    </w:p>
-    <w:p>
-      <w:pPr>
-        <w:jc w:val="both"/>
-        <w:rPr>
-          <w:sz w:val="24"/>
-          <w:szCs w:val="24"/>
-        </w:rPr>
-      </w:pPr>
-      <w:r>
-        <w:rPr>
-          <w:sz w:val="24"/>
-          <w:szCs w:val="24"/>
-        </w:rPr>
-        <w:t xml:space="preserve">+ Phần </w:t>
-      </w:r>
+        <w:rPr>
+          <w:sz w:val="52"/>
+          <w:szCs w:val="52"/>
+          <w:lang w:val="en-US"/>
+        </w:rPr>
+      </w:pPr>
+    </w:p>
+    <w:p>
+      <w:pPr>
+        <w:pStyle w:val="Title"/>
+        <w:jc w:val="both"/>
+      </w:pPr>
+      <w:bookmarkStart w:id="0" w:name="_rt4uepro0hh2" w:colFirst="0" w:colLast="0"/>
+      <w:bookmarkEnd w:id="0"/>
+      <w:r>
+        <w:t>Business Description</w:t>
+      </w:r>
+    </w:p>
+    <w:p>
+      <w:pPr>
+        <w:jc w:val="both"/>
+        <w:rPr>
+          <w:sz w:val="24"/>
+          <w:szCs w:val="24"/>
+        </w:rPr>
+      </w:pPr>
+    </w:p>
+    <w:p>
+      <w:pPr>
+        <w:jc w:val="both"/>
+        <w:rPr>
+          <w:sz w:val="24"/>
+          <w:szCs w:val="24"/>
+        </w:rPr>
+      </w:pPr>
+      <w:r>
+        <w:rPr>
+          <w:sz w:val="24"/>
+          <w:szCs w:val="24"/>
+        </w:rPr>
+        <w:t xml:space="preserve">Gaming cafe - Trung tâm trò chơi điện tử hay quán net mở ra nhằm phục vụ nhu cầu sử dụng máy tính của khách hàng (đặc biệt là nhu cầu chơi trò chơi điện tử) cũng như các dịch vụ ăn uống. </w:t>
+      </w:r>
+    </w:p>
+    <w:p>
+      <w:pPr>
+        <w:jc w:val="both"/>
+        <w:rPr>
+          <w:sz w:val="24"/>
+          <w:szCs w:val="24"/>
+        </w:rPr>
+      </w:pPr>
+    </w:p>
+    <w:p>
+      <w:pPr>
+        <w:jc w:val="both"/>
+        <w:rPr>
+          <w:sz w:val="24"/>
+          <w:szCs w:val="24"/>
+        </w:rPr>
+      </w:pPr>
+      <w:r>
+        <w:rPr>
+          <w:sz w:val="24"/>
+          <w:szCs w:val="24"/>
+        </w:rPr>
+        <w:t>Có 2 loại đối tượng chính tham gia vào việc kinh doanh của quán net:</w:t>
+      </w:r>
+    </w:p>
+    <w:p>
+      <w:pPr>
+        <w:jc w:val="both"/>
+        <w:rPr>
+          <w:sz w:val="24"/>
+          <w:szCs w:val="24"/>
+        </w:rPr>
+      </w:pPr>
+      <w:r>
+        <w:rPr>
+          <w:sz w:val="24"/>
+          <w:szCs w:val="24"/>
+        </w:rPr>
+        <w:t>- Khách hàng: là những người sử dụng dịch vụ của quán, mang lại doanh thu cho quán,</w:t>
+      </w:r>
+    </w:p>
+    <w:p>
+      <w:pPr>
+        <w:jc w:val="both"/>
+        <w:rPr>
+          <w:sz w:val="24"/>
+          <w:szCs w:val="24"/>
+        </w:rPr>
+      </w:pPr>
+      <w:r>
+        <w:rPr>
+          <w:sz w:val="24"/>
+          <w:szCs w:val="24"/>
+        </w:rPr>
+        <w:t>- Chủ quán: là người cung cấp mọi dịch vụ cho khách hàng.</w:t>
+      </w:r>
+    </w:p>
+    <w:p>
+      <w:pPr>
+        <w:jc w:val="both"/>
+        <w:rPr>
+          <w:sz w:val="24"/>
+          <w:szCs w:val="24"/>
+        </w:rPr>
+      </w:pPr>
+    </w:p>
+    <w:p>
+      <w:pPr>
+        <w:pStyle w:val="Heading1"/>
+        <w:jc w:val="both"/>
+      </w:pPr>
+      <w:bookmarkStart w:id="1" w:name="_92sjmgd5iztv" w:colFirst="0" w:colLast="0"/>
+      <w:bookmarkEnd w:id="1"/>
+      <w:r>
+        <w:t>A, Khách hàng</w:t>
+      </w:r>
+    </w:p>
+    <w:p>
+      <w:pPr>
+        <w:jc w:val="both"/>
+        <w:rPr>
+          <w:sz w:val="24"/>
+          <w:szCs w:val="24"/>
+        </w:rPr>
+      </w:pPr>
+    </w:p>
+    <w:p>
+      <w:pPr>
+        <w:jc w:val="both"/>
+        <w:rPr>
+          <w:sz w:val="24"/>
+          <w:szCs w:val="24"/>
+        </w:rPr>
+      </w:pPr>
+      <w:r>
+        <w:rPr>
+          <w:sz w:val="24"/>
+          <w:szCs w:val="24"/>
+        </w:rPr>
+        <w:t>Để phục vụ khách hàng hiệu quả, quán net cung cấp cho khách hàng 5 dịch vụ như sau:</w:t>
+      </w:r>
+    </w:p>
+    <w:p>
+      <w:pPr>
+        <w:jc w:val="both"/>
+        <w:rPr>
+          <w:sz w:val="24"/>
+          <w:szCs w:val="24"/>
+        </w:rPr>
+      </w:pPr>
+    </w:p>
+    <w:p>
+      <w:pPr>
+        <w:jc w:val="both"/>
+        <w:rPr>
+          <w:sz w:val="24"/>
+          <w:szCs w:val="24"/>
+        </w:rPr>
+      </w:pPr>
       <w:r>
         <w:rPr>
           <w:b/>
           <w:bCs/>
-          <w:color w:val="FF0000"/>
-          <w:sz w:val="24"/>
-          <w:szCs w:val="24"/>
-        </w:rPr>
-        <w:t>(BỔ SUNG)</w:t>
-      </w:r>
-      <w:r>
-        <w:rPr>
-          <w:sz w:val="24"/>
-          <w:szCs w:val="24"/>
-        </w:rPr>
-        <w:t>: phần ngay phía dưới từ bôi đỏ đó là phần được thêm vào so với bản cũ.</w:t>
-      </w:r>
-    </w:p>
-    <w:p>
-      <w:pPr>
-        <w:rPr>
-          <w:sz w:val="24"/>
-          <w:szCs w:val="24"/>
-        </w:rPr>
-      </w:pPr>
-    </w:p>
-    <w:p/>
-    <w:p>
-      <w:pPr>
-        <w:rPr>
-          <w:sz w:val="52"/>
-          <w:szCs w:val="52"/>
-        </w:rPr>
-      </w:pPr>
-    </w:p>
-    <w:p>
-      <w:pPr>
-        <w:pStyle w:val="Title"/>
-        <w:jc w:val="both"/>
-      </w:pPr>
-      <w:bookmarkStart w:id="0" w:name="_rt4uepro0hh2" w:colFirst="0" w:colLast="0"/>
-      <w:bookmarkEnd w:id="0"/>
-      <w:r>
-        <w:t>Business Description</w:t>
-      </w:r>
-    </w:p>
-    <w:p>
-      <w:pPr>
-        <w:jc w:val="both"/>
-        <w:rPr>
-          <w:sz w:val="24"/>
-          <w:szCs w:val="24"/>
-        </w:rPr>
-      </w:pPr>
-    </w:p>
-    <w:p>
-      <w:pPr>
-        <w:jc w:val="both"/>
-        <w:rPr>
-          <w:sz w:val="24"/>
-          <w:szCs w:val="24"/>
-        </w:rPr>
-      </w:pPr>
-      <w:r>
-        <w:rPr>
-          <w:sz w:val="24"/>
-          <w:szCs w:val="24"/>
-        </w:rPr>
-        <w:t xml:space="preserve">Gaming cafe - Trung tâm trò chơi điện tử hay quán net mở ra nhằm phục vụ nhu cầu sử dụng máy tính của khách hàng (đặc biệt là nhu cầu chơi trò chơi điện tử) cũng như các dịch vụ ăn uống. </w:t>
-      </w:r>
-    </w:p>
-    <w:p>
-      <w:pPr>
-        <w:jc w:val="both"/>
-        <w:rPr>
-          <w:sz w:val="24"/>
-          <w:szCs w:val="24"/>
-        </w:rPr>
-      </w:pPr>
-    </w:p>
-    <w:p>
-      <w:pPr>
-        <w:jc w:val="both"/>
-        <w:rPr>
-          <w:sz w:val="24"/>
-          <w:szCs w:val="24"/>
-        </w:rPr>
-      </w:pPr>
-      <w:r>
-        <w:rPr>
-          <w:sz w:val="24"/>
-          <w:szCs w:val="24"/>
-        </w:rPr>
-        <w:t>Có 2 loại đối tượng chính tham gia vào việc kinh doanh của quán net:</w:t>
-      </w:r>
-    </w:p>
-    <w:p>
-      <w:pPr>
-        <w:jc w:val="both"/>
-        <w:rPr>
-          <w:sz w:val="24"/>
-          <w:szCs w:val="24"/>
-        </w:rPr>
-      </w:pPr>
-      <w:r>
-        <w:rPr>
-          <w:sz w:val="24"/>
-          <w:szCs w:val="24"/>
-        </w:rPr>
-        <w:t>- Khách hàng: là những người sử dụng dịch vụ của quán, mang lại doanh thu cho quán,</w:t>
-      </w:r>
-    </w:p>
-    <w:p>
-      <w:pPr>
-        <w:jc w:val="both"/>
-        <w:rPr>
-          <w:sz w:val="24"/>
-          <w:szCs w:val="24"/>
-        </w:rPr>
-      </w:pPr>
-      <w:r>
-        <w:rPr>
-          <w:sz w:val="24"/>
-          <w:szCs w:val="24"/>
-        </w:rPr>
-        <w:t>- Chủ quán: là người cung cấp mọi dịch vụ cho khách hàng.</w:t>
-      </w:r>
-    </w:p>
-    <w:p>
-      <w:pPr>
-        <w:jc w:val="both"/>
-        <w:rPr>
-          <w:sz w:val="24"/>
-          <w:szCs w:val="24"/>
-        </w:rPr>
-      </w:pPr>
-    </w:p>
-    <w:p>
-      <w:pPr>
-        <w:pStyle w:val="Heading1"/>
-        <w:jc w:val="both"/>
-      </w:pPr>
-      <w:bookmarkStart w:id="1" w:name="_92sjmgd5iztv" w:colFirst="0" w:colLast="0"/>
-      <w:bookmarkEnd w:id="1"/>
-      <w:r>
-        <w:t>A, Khách hàng</w:t>
-      </w:r>
-    </w:p>
-    <w:p>
-      <w:pPr>
-        <w:jc w:val="both"/>
-        <w:rPr>
-          <w:sz w:val="24"/>
-          <w:szCs w:val="24"/>
-        </w:rPr>
-      </w:pPr>
-    </w:p>
-    <w:p>
-      <w:pPr>
-        <w:jc w:val="both"/>
-        <w:rPr>
-          <w:sz w:val="24"/>
-          <w:szCs w:val="24"/>
-        </w:rPr>
-      </w:pPr>
-      <w:r>
-        <w:rPr>
-          <w:sz w:val="24"/>
-          <w:szCs w:val="24"/>
-        </w:rPr>
-        <w:t>Để phục vụ khách hàng hiệu quả, quán net cung cấp cho khách hàng 5 dịch vụ như sau:</w:t>
+          <w:sz w:val="24"/>
+          <w:szCs w:val="24"/>
+        </w:rPr>
+        <w:t>Thứ nhất</w:t>
+      </w:r>
+      <w:r>
+        <w:rPr>
+          <w:sz w:val="24"/>
+          <w:szCs w:val="24"/>
+        </w:rPr>
+        <w:t xml:space="preserve">, tạo tài khoản dành cho khách hàng trong phần mềm quản lý của quán. Khách hàng sẽ tới quầy để nhờ chủ quán tạo tài khoản. Chủ quán sẽ yêu cầu khách hàng cung cấp CCCD. Nếu khách hàng trên 16 tuổi, chủ quán dùng tài khoản dành cho chủ quán, chính thức tạo tài khoản cho khách, cung cấp username và password ban đầu cho khách, với username là số CCCD và password ban đầu tùy ý. Ngược lại, nếu khách hàng dưới 16 tuổi, chủ quán sẽ từ chối tạo tài khoản cho khách. Đây là dịch vụ bắt buộc đối với khách hàng chưa có tài khoản. </w:t>
       </w:r>
     </w:p>
     <w:p>
@@ -303,14 +207,62 @@
           <w:sz w:val="24"/>
           <w:szCs w:val="24"/>
         </w:rPr>
-        <w:t>Thứ nhất</w:t>
-      </w:r>
-      <w:r>
-        <w:rPr>
-          <w:sz w:val="24"/>
-          <w:szCs w:val="24"/>
-        </w:rPr>
-        <w:t xml:space="preserve">, tạo tài khoản dành cho khách hàng trong phần mềm quản lý của quán. Khách hàng sẽ tới quầy để nhờ chủ quán tạo tài khoản. Chủ quán sẽ yêu cầu khách hàng cung cấp CCCD. Nếu khách hàng trên 16 tuổi, chủ quán dùng tài khoản dành cho chủ quán, chính thức tạo tài khoản cho khách, cung cấp username và password ban đầu cho khách, với username là số CCCD và password ban đầu tùy ý. Ngược lại, nếu khách hàng dưới 16 tuổi, chủ quán sẽ từ chối tạo tài khoản cho khách. Đây là dịch vụ bắt buộc đối với khách hàng chưa có tài khoản. </w:t>
+        <w:t>Thứ hai</w:t>
+      </w:r>
+      <w:r>
+        <w:rPr>
+          <w:sz w:val="24"/>
+          <w:szCs w:val="24"/>
+        </w:rPr>
+        <w:t>, về những dịch vụ dành cho tài khoản của khách hàng:</w:t>
+      </w:r>
+    </w:p>
+    <w:p>
+      <w:pPr>
+        <w:jc w:val="both"/>
+        <w:rPr>
+          <w:sz w:val="24"/>
+          <w:szCs w:val="24"/>
+        </w:rPr>
+      </w:pPr>
+      <w:r>
+        <w:rPr>
+          <w:sz w:val="24"/>
+          <w:szCs w:val="24"/>
+        </w:rPr>
+        <w:t>- Một khách hàng chỉ được đăng ký một tài khoản duy nhất,</w:t>
+      </w:r>
+    </w:p>
+    <w:p>
+      <w:pPr>
+        <w:jc w:val="both"/>
+        <w:rPr>
+          <w:sz w:val="24"/>
+          <w:szCs w:val="24"/>
+        </w:rPr>
+      </w:pPr>
+      <w:r>
+        <w:rPr>
+          <w:sz w:val="24"/>
+          <w:szCs w:val="24"/>
+        </w:rPr>
+        <w:t>- Đổi mật khẩu: phần mềm yêu cầu khách hàng nhập đúng username và password cũ, nếu thành công thì khách hàng có thể đổi mật khẩu,</w:t>
+      </w:r>
+    </w:p>
+    <w:p>
+      <w:pPr>
+        <w:jc w:val="both"/>
+        <w:rPr>
+          <w:sz w:val="24"/>
+          <w:szCs w:val="24"/>
+        </w:rPr>
+      </w:pPr>
+      <w:r>
+        <w:rPr>
+          <w:sz w:val="24"/>
+          <w:szCs w:val="24"/>
+        </w:rPr>
+        <w:t>- Quên mật khẩu: nếu khách hàng quên mật khẩu, khách hàng có thể đến quầy, cung cấp CCCD. Nếu chủ quán xác thực thành công CCCD, chủ quán sẽ cung cấp mật khẩu cho khách hàng.</w:t>
       </w:r>
     </w:p>
     <w:p>
@@ -337,63 +289,22 @@
           <w:sz w:val="24"/>
           <w:szCs w:val="24"/>
         </w:rPr>
-        <w:t>Thứ hai</w:t>
-      </w:r>
-      <w:r>
-        <w:rPr>
-          <w:sz w:val="24"/>
-          <w:szCs w:val="24"/>
-        </w:rPr>
-        <w:t>, về những dịch vụ dành cho tài khoản của khách hàng:</w:t>
-      </w:r>
-    </w:p>
-    <w:p>
-      <w:pPr>
-        <w:jc w:val="both"/>
-        <w:rPr>
-          <w:sz w:val="24"/>
-          <w:szCs w:val="24"/>
-        </w:rPr>
-      </w:pPr>
-      <w:r>
-        <w:rPr>
-          <w:sz w:val="24"/>
-          <w:szCs w:val="24"/>
-        </w:rPr>
-        <w:t>- Một khách hàng chỉ được đăng ký một tài khoản duy nhất,</w:t>
-      </w:r>
-    </w:p>
-    <w:p>
-      <w:pPr>
-        <w:jc w:val="both"/>
-        <w:rPr>
-          <w:sz w:val="24"/>
-          <w:szCs w:val="24"/>
-        </w:rPr>
-      </w:pPr>
+        <w:t>Thứ ba</w:t>
+      </w:r>
+      <w:r>
+        <w:rPr>
+          <w:sz w:val="24"/>
+          <w:szCs w:val="24"/>
+        </w:rPr>
+        <w:t xml:space="preserve">, sử dụng máy tính tại phòng máy. Quán net này là một tòa nhà gồm 1 tầng kinh doanh, có tất cả 30 máy tính chia thành 3 loại máy tính với cấu hình khác nhau (máy 1 đến 10 là hạng 1, 11 đến 20 là hạng 2, 21 đến 30 là hạng 3). Giá tiền để sử dụng máy tính từ máy có cấu hình thấp nhất tới cao nhất lần lượt là 10.000đ/giờ, 15.000đ/giờ, 20.000đ/giờ. Khách hàng có thể sử dụng một máy tính tùy ý, với điều kiện máy tính đó hiện đang chưa có ai sử dụng và máy tính có thể dùng được. Một </w:t>
+      </w:r>
       <w:r>
         <w:rPr>
           <w:sz w:val="24"/>
           <w:szCs w:val="24"/>
         </w:rPr>
         <w:lastRenderedPageBreak/>
-        <w:t>- Đổi mật khẩu: phần mềm yêu cầu khách hàng nhập đúng username và password cũ, nếu thành công thì khách hàng có thể đổi mật khẩu,</w:t>
-      </w:r>
-    </w:p>
-    <w:p>
-      <w:pPr>
-        <w:jc w:val="both"/>
-        <w:rPr>
-          <w:sz w:val="24"/>
-          <w:szCs w:val="24"/>
-        </w:rPr>
-      </w:pPr>
-      <w:r>
-        <w:rPr>
-          <w:sz w:val="24"/>
-          <w:szCs w:val="24"/>
-        </w:rPr>
-        <w:t>- Quên mật khẩu: nếu khách hàng quên mật khẩu, khách hàng có thể đến quầy, cung cấp CCCD. Nếu chủ quán xác thực thành công CCCD, chủ quán sẽ cung cấp mật khẩu cho khách hàng.</w:t>
+        <w:t>yêu cầu bắt buộc để sử dụng một máy tính là khách hàng phải đăng nhập tài khoản của mình trên máy tính đó. Một yêu cầu nữa là khi không sử dụng máy tính nữa, khách hàng phải đăng xuất tài khoản của mình trên máy tính đó rồi mới được rời khỏi quán net.</w:t>
       </w:r>
     </w:p>
     <w:p>
@@ -420,31 +331,103 @@
           <w:sz w:val="24"/>
           <w:szCs w:val="24"/>
         </w:rPr>
-        <w:t>Thứ ba</w:t>
-      </w:r>
-      <w:r>
-        <w:rPr>
-          <w:sz w:val="24"/>
-          <w:szCs w:val="24"/>
-        </w:rPr>
-        <w:t>, sử dụng máy tính tại phòng máy. Quán net này là một tòa nhà gồm 1 tầng kinh doanh, có tất cả 30 máy tính chia thành 3 loại máy tính với cấu hình khác nhau (máy 1 đến 10 là hạng 1, 11 đến 20 là hạng 2, 21 đến 30 là hạng 3). Giá tiền để sử dụng máy tính từ máy có cấu hình thấp nhất tới cao nhất lần lượt là 10.000đ/giờ, 15.000đ/giờ, 20.000đ/giờ. Khách hàng có thể sử dụng một máy tính tùy ý, với điều kiện máy tính đó hiện đang chưa có ai sử dụng và máy tính có thể dùng được. Một yêu cầu bắt buộc để sử dụng một máy tính là khách hàng phải đăng nhập tài khoản của mình trên máy tính đó. Một yêu cầu nữa là khi không sử dụng máy tính nữa, khách hàng phải đăng xuất tài khoản của mình trên máy tính đó rồi mới được rời khỏi quán net.</w:t>
-      </w:r>
-    </w:p>
-    <w:p>
-      <w:pPr>
-        <w:jc w:val="both"/>
-        <w:rPr>
-          <w:sz w:val="24"/>
-          <w:szCs w:val="24"/>
-        </w:rPr>
-      </w:pPr>
-    </w:p>
-    <w:p>
-      <w:pPr>
-        <w:jc w:val="both"/>
-        <w:rPr>
-          <w:sz w:val="24"/>
-          <w:szCs w:val="24"/>
+        <w:t>Thứ tư</w:t>
+      </w:r>
+      <w:r>
+        <w:rPr>
+          <w:sz w:val="24"/>
+          <w:szCs w:val="24"/>
+        </w:rPr>
+        <w:t>, nạp tiền vào tài khoản. Tài khoản của khách hàng có thuộc tính là số dư. Khi tạo tài khoản, số dư ban đầu là 0đ. Nạp tiền sẽ giúp khách hàng tăng số dư hiện tại lên. Khách hàng có 3 cách thức nạp tiền như sau:</w:t>
+      </w:r>
+    </w:p>
+    <w:p>
+      <w:pPr>
+        <w:jc w:val="both"/>
+        <w:rPr>
+          <w:sz w:val="24"/>
+          <w:szCs w:val="24"/>
+        </w:rPr>
+      </w:pPr>
+      <w:r>
+        <w:rPr>
+          <w:sz w:val="24"/>
+          <w:szCs w:val="24"/>
+        </w:rPr>
+        <w:t>- Cách thức thứ nhất, khi mới đến quán net, khách hàng có thể đưa tiền mặt hoặc chuyển khoản vào stk của chủ quán tại quầy. Chủ quán sẽ sử dụng tài khoản dành cho chủ quán để tăng số dư cho khách,</w:t>
+      </w:r>
+    </w:p>
+    <w:p>
+      <w:pPr>
+        <w:jc w:val="both"/>
+        <w:rPr>
+          <w:sz w:val="24"/>
+          <w:szCs w:val="24"/>
+        </w:rPr>
+      </w:pPr>
+      <w:r>
+        <w:rPr>
+          <w:sz w:val="24"/>
+          <w:szCs w:val="24"/>
+        </w:rPr>
+        <w:t>- Cách thức thứ hai, khi đang ngồi sử dụng máy tính, khách hàng gọi chủ quán tới, đưa tiền mặt</w:t>
+      </w:r>
+      <w:r>
+        <w:rPr>
+          <w:sz w:val="24"/>
+          <w:szCs w:val="24"/>
+          <w:lang w:val="en-US"/>
+        </w:rPr>
+        <w:t xml:space="preserve"> hoặc chuyển khoản cho chủ quán</w:t>
+      </w:r>
+      <w:r>
+        <w:rPr>
+          <w:sz w:val="24"/>
+          <w:szCs w:val="24"/>
+        </w:rPr>
+        <w:t>. Sau đó, chủ quán sẽ đăng nhập tài khoản dành cho chủ quán để tăng số dư cho khách tương ứng với số tiền mặt mà khách đã đưa cho,</w:t>
+      </w:r>
+    </w:p>
+    <w:p>
+      <w:pPr>
+        <w:jc w:val="both"/>
+        <w:rPr>
+          <w:sz w:val="24"/>
+          <w:szCs w:val="24"/>
+        </w:rPr>
+      </w:pPr>
+      <w:r>
+        <w:rPr>
+          <w:sz w:val="24"/>
+          <w:szCs w:val="24"/>
+        </w:rPr>
+        <w:t xml:space="preserve">Số dư trong tài khoản của khách hàng có ý nghĩa rất quan trọng đối với trải nghiệm sử dụng máy tính của khách hàng. Dựa trên giá tiền để sử dụng máy tùy theo cấu hình và số dư trong tài khoản lúc khách vừa mới đăng nhập tài khoản của mình để sử dụng máy, phần mềm quản lý sẽ tính số giờ chơi còn lại của khách hàng. Số giờ chơi còn lại sẽ giảm dần khi khách hàng sử dụng máy tính. Khi số giờ chơi giảm về còn 0, số dư của khách hàng cũng sẽ tự động cập nhật thành 0đ, và khách hàng sẽ không thể sử dụng được máy tính nữa, ngoại trừ việc sử dụng giao diện dành cho tài khoản của mình (khách hàng vẫn có thể sử dụng mọi dịch vụ dành cho tài khoản như đã nêu ở phía trên). Khi khách hàng nạp tiền vào tài khoản lúc đang sử dụng máy tính, số giờ chơi sẽ tự động tăng thêm tương ứng. Khi khách hàng đăng xuất, tức là không còn sử dụng máy nữa, số dư trong tài khoản lúc này sẽ được trừ đi, số tiền bị trừ đi được tính theo công thức là giá tiền để sử dụng máy trong tầng đó nhân với số giờ mà khách đã chơi tính từ lúc đăng nhập tới lúc đăng xuất. Lưu ý là số dư trong tài khoản bị trừ đi theo cách này chỉ áp dụng nếu khách hàng đăng xuất lúc số giờ chơi còn lại lớn hơn 0. </w:t>
+      </w:r>
+    </w:p>
+    <w:p>
+      <w:pPr>
+        <w:jc w:val="both"/>
+        <w:rPr>
+          <w:sz w:val="24"/>
+          <w:szCs w:val="24"/>
+          <w:lang w:val="en-US"/>
+        </w:rPr>
+      </w:pPr>
+      <w:r>
+        <w:rPr>
+          <w:sz w:val="24"/>
+          <w:szCs w:val="24"/>
+        </w:rPr>
+        <w:t>Ngoài ra, để thanh toán tiền mà khách phải trả cho dịch vụ ăn uống (là dịch vụ thứ năm), khách hàng sẽ phải dùng chính số dư trong tài khoản để thanh toán. Nói cách khác, khi thanh toán thành công cho một đơn hàng, số dư và số giờ chơi sẽ được trừ đi tương ứng.</w:t>
+      </w:r>
+    </w:p>
+    <w:p>
+      <w:pPr>
+        <w:jc w:val="both"/>
+        <w:rPr>
+          <w:sz w:val="24"/>
+          <w:szCs w:val="24"/>
+          <w:lang w:val="en-US"/>
         </w:rPr>
       </w:pPr>
       <w:r>
@@ -454,46 +437,14 @@
           <w:sz w:val="24"/>
           <w:szCs w:val="24"/>
         </w:rPr>
-        <w:t>Thứ tư</w:t>
-      </w:r>
-      <w:r>
-        <w:rPr>
-          <w:sz w:val="24"/>
-          <w:szCs w:val="24"/>
-        </w:rPr>
-        <w:t>, nạp tiền vào tài khoản. Tài khoản của khách hàng có thuộc tính là số dư. Khi tạo tài khoản, số dư ban đầu là 0đ. Nạp tiền sẽ giúp khách hàng tăng số dư hiện tại lên. Khách hàng có 3 cách thức nạp tiền như sau:</w:t>
-      </w:r>
-    </w:p>
-    <w:p>
-      <w:pPr>
-        <w:jc w:val="both"/>
-        <w:rPr>
-          <w:sz w:val="24"/>
-          <w:szCs w:val="24"/>
-        </w:rPr>
-      </w:pPr>
-      <w:r>
-        <w:rPr>
-          <w:sz w:val="24"/>
-          <w:szCs w:val="24"/>
-        </w:rPr>
-        <w:t>- Cách thức thứ nhất, khi mới đến quán net, khách hàng có thể đưa tiền mặt hoặc chuyển khoản vào stk của chủ quán tại quầy. Chủ quán sẽ sử dụng tài khoản dành cho chủ quán để tăng số dư cho khách,</w:t>
-      </w:r>
-    </w:p>
-    <w:p>
-      <w:pPr>
-        <w:jc w:val="both"/>
-        <w:rPr>
-          <w:sz w:val="24"/>
-          <w:szCs w:val="24"/>
-        </w:rPr>
-      </w:pPr>
-      <w:r>
-        <w:rPr>
-          <w:sz w:val="24"/>
-          <w:szCs w:val="24"/>
-        </w:rPr>
-        <w:t>- Cách thức thứ hai, khi đang ngồi sử dụng máy tính, khách hàng gọi chủ quán tới, đưa tiền mặt</w:t>
+        <w:t>Thứ năm</w:t>
+      </w:r>
+      <w:r>
+        <w:rPr>
+          <w:sz w:val="24"/>
+          <w:szCs w:val="24"/>
+        </w:rPr>
+        <w:t>, dịch vụ ăn uống. Dịch vụ này chỉ phục vụ khi khách hàng đã ngồi sử dụng máy tính. Khách hàng sẽ xem menu (danh sách những đồ ăn, thức uống và giá tiền của chúng; menu là một mục nằm trong giao diện tài khoản của khách) để chọn đồ ăn mình cần, thêm đồ ăn mình cần vào giỏ hàng (giỏ hàng là một mục trong giao diện tài khoản của khách). Khách hàng mở mục giỏ hàng lên, ở phía dưới cùng sẽ có nút “GỌI ĐỒ”. Khi khách hàng ấn vào nút đó, giỏ hàng sẽ trở lại trạng thái ban đầu (tức là rỗng)</w:t>
       </w:r>
       <w:r>
         <w:rPr>
@@ -501,31 +452,117 @@
           <w:szCs w:val="24"/>
           <w:lang w:val="en-US"/>
         </w:rPr>
-        <w:t xml:space="preserve"> hoặc chuyển khoản cho chủ quán</w:t>
-      </w:r>
-      <w:r>
-        <w:rPr>
-          <w:sz w:val="24"/>
-          <w:szCs w:val="24"/>
-        </w:rPr>
-        <w:t>. Sau đó, chủ quán sẽ đăng nhập tài khoản dành cho chủ quán để tăng số dư cho khách tương ứng với số tiền mặt mà khách đã đưa cho,</w:t>
-      </w:r>
-    </w:p>
-    <w:p>
-      <w:pPr>
-        <w:jc w:val="both"/>
-        <w:rPr>
-          <w:sz w:val="24"/>
-          <w:szCs w:val="24"/>
-        </w:rPr>
-      </w:pPr>
-      <w:r>
-        <w:rPr>
-          <w:sz w:val="24"/>
-          <w:szCs w:val="24"/>
-        </w:rPr>
-        <w:t xml:space="preserve">Số dư trong tài khoản của khách hàng có ý nghĩa rất quan trọng đối với trải nghiệm sử dụng máy tính của khách hàng. Dựa trên giá tiền để sử dụng máy tùy theo cấu hình và số dư trong tài khoản lúc khách vừa mới đăng nhập tài khoản của mình để sử dụng máy, phần mềm quản lý sẽ tính số giờ chơi còn lại của khách hàng. Số giờ chơi còn lại sẽ giảm dần khi khách hàng sử dụng máy tính. Khi số giờ chơi giảm về còn 0, số dư của khách hàng cũng sẽ tự động cập nhật thành 0đ, và khách hàng sẽ không thể sử dụng được máy tính nữa, ngoại trừ việc sử dụng giao diện dành cho tài khoản của mình (khách hàng vẫn có thể sử dụng mọi dịch vụ dành cho tài khoản như đã nêu ở phía trên). Khi khách hàng nạp tiền vào tài khoản lúc đang sử dụng máy tính, số giờ chơi sẽ tự động tăng thêm tương ứng. Khi khách hàng đăng xuất, tức là không còn sử dụng máy nữa, số dư trong tài khoản lúc này sẽ được trừ đi, số tiền bị trừ đi được tính theo công thức là giá tiền để sử dụng máy trong tầng đó nhân với số giờ mà khách đã chơi tính từ lúc đăng nhập tới lúc đăng xuất. Lưu ý là số dư trong tài khoản bị trừ đi theo cách này chỉ áp dụng nếu khách hàng đăng xuất lúc số giờ chơi còn lại lớn hơn 0. </w:t>
-      </w:r>
+        <w:t xml:space="preserve"> </w:t>
+      </w:r>
+      <w:r>
+        <w:rPr>
+          <w:sz w:val="24"/>
+          <w:szCs w:val="24"/>
+          <w:lang w:val="en-US"/>
+        </w:rPr>
+        <w:t>nếu balance hiện tại của khách hàng lớn hơn hoặc bằng với tổng số tiền của đơn hàng</w:t>
+      </w:r>
+      <w:r>
+        <w:rPr>
+          <w:sz w:val="24"/>
+          <w:szCs w:val="24"/>
+        </w:rPr>
+        <w:t>; khách hàng sẽ thấy được đơn hàng mà mình vừa gọi trong mục “đơn hàng” (là một mục dùng để lưu lịch sử các đơn hàng về ăn uống trong giao diện tài khoản của khách hàng) và tất nhiên là đơn hàng đó có trạng thái là “</w:t>
+      </w:r>
+      <w:r>
+        <w:rPr>
+          <w:sz w:val="24"/>
+          <w:szCs w:val="24"/>
+          <w:lang w:val="en-US"/>
+        </w:rPr>
+        <w:t>pending</w:t>
+      </w:r>
+      <w:r>
+        <w:rPr>
+          <w:sz w:val="24"/>
+          <w:szCs w:val="24"/>
+        </w:rPr>
+        <w:t>”</w:t>
+      </w:r>
+      <w:r>
+        <w:rPr>
+          <w:sz w:val="24"/>
+          <w:szCs w:val="24"/>
+          <w:lang w:val="en-US"/>
+        </w:rPr>
+        <w:t xml:space="preserve">(đã được thanh </w:t>
+      </w:r>
+      <w:r>
+        <w:rPr>
+          <w:sz w:val="24"/>
+          <w:szCs w:val="24"/>
+          <w:lang w:val="en-US"/>
+        </w:rPr>
+        <w:lastRenderedPageBreak/>
+        <w:t>toán đang chờ được phục vụ)</w:t>
+      </w:r>
+      <w:r>
+        <w:rPr>
+          <w:sz w:val="24"/>
+          <w:szCs w:val="24"/>
+        </w:rPr>
+        <w:t xml:space="preserve">. </w:t>
+      </w:r>
+      <w:r>
+        <w:rPr>
+          <w:sz w:val="24"/>
+          <w:szCs w:val="24"/>
+          <w:lang w:val="en-US"/>
+        </w:rPr>
+        <w:t>Nếu trong trường hợp số dư hiện tại của khách hàng không đủ thì sẽ có thông báo số dư không đủ hiện ra.</w:t>
+      </w:r>
+    </w:p>
+    <w:p>
+      <w:pPr>
+        <w:jc w:val="both"/>
+        <w:rPr>
+          <w:sz w:val="24"/>
+          <w:szCs w:val="24"/>
+          <w:lang w:val="en-US"/>
+        </w:rPr>
+      </w:pPr>
+      <w:r>
+        <w:rPr>
+          <w:sz w:val="24"/>
+          <w:szCs w:val="24"/>
+          <w:lang w:val="en-US"/>
+        </w:rPr>
+        <w:t>Nếu đơn hàng đã được thanh toán thành công và đang chờ phục vụ, sau 1 thời gian nhất định món ăn sẽ được giao đến tận bàn của người dùng bởi chủ quán, chủ quán sẽ tự cập nhật lại trạng thái của đơn hàng là “completed” (Tóm lại là đơn hàng chỉ có thể được đặt khi balance tại thời điểm nhấn nút gọi đồ đủ tiền, đơn hàng chỉ có 2 trạng thái là pending và completed).</w:t>
+      </w:r>
+    </w:p>
+    <w:p>
+      <w:pPr>
+        <w:jc w:val="both"/>
+        <w:rPr>
+          <w:sz w:val="24"/>
+          <w:szCs w:val="24"/>
+        </w:rPr>
+      </w:pPr>
+    </w:p>
+    <w:p>
+      <w:pPr>
+        <w:pStyle w:val="Heading1"/>
+        <w:jc w:val="both"/>
+      </w:pPr>
+      <w:bookmarkStart w:id="2" w:name="_ev9u1yk3qvch" w:colFirst="0" w:colLast="0"/>
+      <w:bookmarkEnd w:id="2"/>
+      <w:r>
+        <w:t>B, Chủ quán</w:t>
+      </w:r>
+    </w:p>
+    <w:p>
+      <w:pPr>
+        <w:jc w:val="both"/>
+        <w:rPr>
+          <w:sz w:val="24"/>
+          <w:szCs w:val="24"/>
+        </w:rPr>
+      </w:pPr>
     </w:p>
     <w:p>
       <w:pPr>
@@ -533,7 +570,31 @@
         <w:rPr>
           <w:b/>
           <w:bCs/>
-          <w:color w:val="FF0000"/>
+          <w:sz w:val="24"/>
+          <w:szCs w:val="24"/>
+        </w:rPr>
+      </w:pPr>
+      <w:r>
+        <w:rPr>
+          <w:sz w:val="24"/>
+          <w:szCs w:val="24"/>
+        </w:rPr>
+        <w:t>Để quản lý, điều hành toàn bộ hoạt động của quán và phục vụ khách, chủ quán cần làm những việc sau:</w:t>
+      </w:r>
+    </w:p>
+    <w:p>
+      <w:pPr>
+        <w:jc w:val="both"/>
+        <w:rPr>
+          <w:sz w:val="24"/>
+          <w:szCs w:val="24"/>
+        </w:rPr>
+      </w:pPr>
+    </w:p>
+    <w:p>
+      <w:pPr>
+        <w:jc w:val="both"/>
+        <w:rPr>
           <w:sz w:val="24"/>
           <w:szCs w:val="24"/>
         </w:rPr>
@@ -542,47 +603,34 @@
         <w:rPr>
           <w:b/>
           <w:bCs/>
-          <w:color w:val="FF0000"/>
-          <w:sz w:val="24"/>
-          <w:szCs w:val="24"/>
-        </w:rPr>
-        <w:t>(BỔ SUNG)</w:t>
-      </w:r>
-    </w:p>
-    <w:p>
-      <w:pPr>
-        <w:jc w:val="both"/>
-        <w:rPr>
-          <w:sz w:val="24"/>
-          <w:szCs w:val="24"/>
-        </w:rPr>
-      </w:pPr>
-      <w:r>
-        <w:rPr>
-          <w:sz w:val="24"/>
-          <w:szCs w:val="24"/>
-        </w:rPr>
-        <w:lastRenderedPageBreak/>
-        <w:t>Ngoài ra, để thanh toán tiền mà khách phải trả cho dịch vụ ăn uống (là dịch vụ thứ năm), khách hàng sẽ phải dùng chính số dư trong tài khoản để thanh toán. Nói cách khác, khi thanh toán thành công cho một đơn hàng, số dư và số giờ chơi sẽ được trừ đi tương ứng.</w:t>
-      </w:r>
-    </w:p>
-    <w:p>
-      <w:pPr>
-        <w:jc w:val="both"/>
-        <w:rPr>
-          <w:sz w:val="24"/>
-          <w:szCs w:val="24"/>
-        </w:rPr>
-      </w:pPr>
-    </w:p>
-    <w:p>
-      <w:pPr>
-        <w:jc w:val="both"/>
-        <w:rPr>
-          <w:color w:val="EE0000"/>
-          <w:sz w:val="24"/>
-          <w:szCs w:val="24"/>
-          <w:lang w:val="en-US"/>
+          <w:sz w:val="24"/>
+          <w:szCs w:val="24"/>
+        </w:rPr>
+        <w:t>Thứ nhất</w:t>
+      </w:r>
+      <w:r>
+        <w:rPr>
+          <w:sz w:val="24"/>
+          <w:szCs w:val="24"/>
+        </w:rPr>
+        <w:t>, chủ quán mua một phần mềm quản lý quán net từ công ty bán phần mềm. Phần mềm này có 2 loại người dùng hoặc tài khoản chính: tài khoản dành cho chủ quán và dành cho khách hàng. Các mô tả về phần mềm này sẽ được mô tả rõ hơn trong mục Application Description, nhưng về cơ bản, phần mềm này phải có mọi chức năng được yêu cầu trong Business Description.</w:t>
+      </w:r>
+    </w:p>
+    <w:p>
+      <w:pPr>
+        <w:jc w:val="both"/>
+        <w:rPr>
+          <w:sz w:val="24"/>
+          <w:szCs w:val="24"/>
+        </w:rPr>
+      </w:pPr>
+    </w:p>
+    <w:p>
+      <w:pPr>
+        <w:jc w:val="both"/>
+        <w:rPr>
+          <w:sz w:val="24"/>
+          <w:szCs w:val="24"/>
         </w:rPr>
       </w:pPr>
       <w:r>
@@ -592,39 +640,114 @@
           <w:sz w:val="24"/>
           <w:szCs w:val="24"/>
         </w:rPr>
-        <w:t>Thứ năm</w:t>
-      </w:r>
-      <w:r>
-        <w:rPr>
-          <w:sz w:val="24"/>
-          <w:szCs w:val="24"/>
-        </w:rPr>
-        <w:t>, dịch vụ ăn uống. Dịch vụ này chỉ phục vụ khi khách hàng đã ngồi sử dụng máy tính. Khách hàng sẽ xem menu (danh sách những đồ ăn, thức uống và giá tiền của chúng; menu là một mục nằm trong giao diện tài khoản của khách) để chọn đồ ăn mình cần, thêm đồ ăn mình cần vào giỏ hàng (giỏ hàng là một mục trong giao diện tài khoản của khách). Khách hàng mở mục giỏ hàng lên, ở phía dưới cùng sẽ có nút “GỌI ĐỒ”. Khi khách hàng ấn vào nút đó, giỏ hàng sẽ trở lại trạng thái ban đầu (tức là rỗng)</w:t>
-      </w:r>
-      <w:r>
-        <w:rPr>
-          <w:sz w:val="24"/>
-          <w:szCs w:val="24"/>
-          <w:lang w:val="en-US"/>
-        </w:rPr>
-        <w:t xml:space="preserve"> </w:t>
-      </w:r>
-      <w:r>
-        <w:rPr>
-          <w:color w:val="EE0000"/>
-          <w:sz w:val="24"/>
-          <w:szCs w:val="24"/>
-          <w:lang w:val="en-US"/>
-        </w:rPr>
-        <w:t>nếu balance hiện tại của khách hàng lớn hơn hoặc bằng với tổng số tiền của đơn hàng</w:t>
-      </w:r>
-      <w:r>
-        <w:rPr>
-          <w:sz w:val="24"/>
-          <w:szCs w:val="24"/>
-        </w:rPr>
-        <w:t xml:space="preserve">; </w:t>
-      </w:r>
+        <w:t>Thứ hai</w:t>
+      </w:r>
+      <w:r>
+        <w:rPr>
+          <w:sz w:val="24"/>
+          <w:szCs w:val="24"/>
+        </w:rPr>
+        <w:t>, chủ quán sẽ quản lý máy tính và thiết bị. Chủ quán có thể:</w:t>
+      </w:r>
+    </w:p>
+    <w:p>
+      <w:pPr>
+        <w:jc w:val="both"/>
+        <w:rPr>
+          <w:sz w:val="24"/>
+          <w:szCs w:val="24"/>
+        </w:rPr>
+      </w:pPr>
+      <w:r>
+        <w:rPr>
+          <w:sz w:val="24"/>
+          <w:szCs w:val="24"/>
+        </w:rPr>
+        <w:t>- Thêm, xóa, sửa thông tin về máy tính (số máy, loại máy, trạng thái: đang được sử dụng hay không),</w:t>
+      </w:r>
+    </w:p>
+    <w:p>
+      <w:pPr>
+        <w:jc w:val="both"/>
+        <w:rPr>
+          <w:sz w:val="24"/>
+          <w:szCs w:val="24"/>
+        </w:rPr>
+      </w:pPr>
+      <w:r>
+        <w:rPr>
+          <w:sz w:val="24"/>
+          <w:szCs w:val="24"/>
+        </w:rPr>
+        <w:t>- Giám sát tình trạng của máy (bình thường, lỗi, đang bảo trì),</w:t>
+      </w:r>
+    </w:p>
+    <w:p>
+      <w:pPr>
+        <w:jc w:val="both"/>
+        <w:rPr>
+          <w:sz w:val="24"/>
+          <w:szCs w:val="24"/>
+        </w:rPr>
+      </w:pPr>
+      <w:r>
+        <w:rPr>
+          <w:sz w:val="24"/>
+          <w:szCs w:val="24"/>
+        </w:rPr>
+        <w:t>- Quản lý các thiết bị phụ cần thiết cho từng máy tính, gồm: chuột, bàn phím, tai nghe,</w:t>
+      </w:r>
+    </w:p>
+    <w:p>
+      <w:pPr>
+        <w:jc w:val="both"/>
+        <w:rPr>
+          <w:sz w:val="24"/>
+          <w:szCs w:val="24"/>
+          <w:shd w:val="clear" w:color="auto" w:fill="FFF2CC"/>
+        </w:rPr>
+      </w:pPr>
+      <w:r>
+        <w:rPr>
+          <w:sz w:val="24"/>
+          <w:szCs w:val="24"/>
+        </w:rPr>
+        <w:t>- Quản lý về lịch sử mà một máy tính được sử dụng (ai đã sử dụng máy tính đó, sử dụng khi nào),</w:t>
+      </w:r>
+    </w:p>
+    <w:p>
+      <w:pPr>
+        <w:jc w:val="both"/>
+        <w:rPr>
+          <w:sz w:val="24"/>
+          <w:szCs w:val="24"/>
+        </w:rPr>
+      </w:pPr>
+      <w:r>
+        <w:rPr>
+          <w:sz w:val="24"/>
+          <w:szCs w:val="24"/>
+        </w:rPr>
+        <w:t>- Quản lý các phần mềm, ứng dụng trong máy tính (ví dụ: games): chủ quán không cho phép khách hàng tải xuống thêm bất kỳ phần mềm nào nữa, tức là khách hàng chỉ được sử dụng các phần mềm đã có sẵn trong máy tính.</w:t>
+      </w:r>
+    </w:p>
+    <w:p>
+      <w:pPr>
+        <w:jc w:val="both"/>
+        <w:rPr>
+          <w:sz w:val="24"/>
+          <w:szCs w:val="24"/>
+        </w:rPr>
+      </w:pPr>
+    </w:p>
+    <w:p>
+      <w:pPr>
+        <w:jc w:val="both"/>
+        <w:rPr>
+          <w:sz w:val="24"/>
+          <w:szCs w:val="24"/>
+        </w:rPr>
+      </w:pPr>
       <w:r>
         <w:rPr>
           <w:b/>
@@ -632,274 +755,162 @@
           <w:sz w:val="24"/>
           <w:szCs w:val="24"/>
         </w:rPr>
-        <w:t xml:space="preserve">khách hàng sẽ thấy được đơn hàng mà mình vừa gọi trong mục “đơn hàng” (là một mục dùng để lưu lịch sử các đơn hàng về ăn uống trong giao diện tài khoản của khách hàng) và tất nhiên là đơn hàng đó có trạng thái là </w:t>
-      </w:r>
+        <w:t>Thứ ba</w:t>
+      </w:r>
+      <w:r>
+        <w:rPr>
+          <w:sz w:val="24"/>
+          <w:szCs w:val="24"/>
+        </w:rPr>
+        <w:t>, chủ quán cần quản lý các thông tin của khách hàng, gồm có:</w:t>
+      </w:r>
+    </w:p>
+    <w:p>
+      <w:pPr>
+        <w:jc w:val="both"/>
+        <w:rPr>
+          <w:sz w:val="24"/>
+          <w:szCs w:val="24"/>
+        </w:rPr>
+      </w:pPr>
+      <w:r>
+        <w:rPr>
+          <w:sz w:val="24"/>
+          <w:szCs w:val="24"/>
+        </w:rPr>
+        <w:t>- Tài khoản của khách hàng (tên đầy đủ, CCCD, mật khẩu, số dư, số điện thoại),</w:t>
+      </w:r>
+    </w:p>
+    <w:p>
+      <w:pPr>
+        <w:jc w:val="both"/>
+        <w:rPr>
+          <w:sz w:val="24"/>
+          <w:szCs w:val="24"/>
+        </w:rPr>
+      </w:pPr>
+      <w:r>
+        <w:rPr>
+          <w:sz w:val="24"/>
+          <w:szCs w:val="24"/>
+        </w:rPr>
+        <w:t xml:space="preserve">- Xem lịch sử sử dụng máy, số giờ chơi, </w:t>
+      </w:r>
+    </w:p>
+    <w:p>
+      <w:pPr>
+        <w:jc w:val="both"/>
+        <w:rPr>
+          <w:sz w:val="24"/>
+          <w:szCs w:val="24"/>
+        </w:rPr>
+      </w:pPr>
+      <w:r>
+        <w:rPr>
+          <w:sz w:val="24"/>
+          <w:szCs w:val="24"/>
+        </w:rPr>
+        <w:t>- Quản lý các giao dịch nạp tiền vào tài khoản của khách hàng,</w:t>
+      </w:r>
+    </w:p>
+    <w:p>
+      <w:pPr>
+        <w:jc w:val="both"/>
+        <w:rPr>
+          <w:sz w:val="24"/>
+          <w:szCs w:val="24"/>
+        </w:rPr>
+      </w:pPr>
+      <w:r>
+        <w:rPr>
+          <w:sz w:val="24"/>
+          <w:szCs w:val="24"/>
+        </w:rPr>
+        <w:t>- Xử lý khiếu nại hoặc phát sinh vấn đề từ khách.</w:t>
+      </w:r>
+    </w:p>
+    <w:p>
+      <w:pPr>
+        <w:jc w:val="both"/>
+        <w:rPr>
+          <w:sz w:val="24"/>
+          <w:szCs w:val="24"/>
+        </w:rPr>
+      </w:pPr>
+    </w:p>
+    <w:p>
+      <w:pPr>
+        <w:jc w:val="both"/>
+        <w:rPr>
+          <w:sz w:val="24"/>
+          <w:szCs w:val="24"/>
+        </w:rPr>
+      </w:pPr>
       <w:r>
         <w:rPr>
           <w:b/>
           <w:bCs/>
-          <w:color w:val="EE0000"/>
-          <w:sz w:val="24"/>
-          <w:szCs w:val="24"/>
-        </w:rPr>
-        <w:t>“</w:t>
-      </w:r>
+          <w:sz w:val="24"/>
+          <w:szCs w:val="24"/>
+        </w:rPr>
+        <w:t>Thứ tư</w:t>
+      </w:r>
+      <w:r>
+        <w:rPr>
+          <w:sz w:val="24"/>
+          <w:szCs w:val="24"/>
+        </w:rPr>
+        <w:t>, chủ quán sẽ quản lý doanh thu của quán dựa trên chức năng quản lý doanh thu của tài khoản dành cho chủ quán.</w:t>
+      </w:r>
+    </w:p>
+    <w:p>
+      <w:pPr>
+        <w:jc w:val="both"/>
+        <w:rPr>
+          <w:sz w:val="24"/>
+          <w:szCs w:val="24"/>
+        </w:rPr>
+      </w:pPr>
+    </w:p>
+    <w:p>
+      <w:pPr>
+        <w:jc w:val="both"/>
+        <w:rPr>
+          <w:sz w:val="24"/>
+          <w:szCs w:val="24"/>
+        </w:rPr>
+      </w:pPr>
       <w:r>
         <w:rPr>
           <w:b/>
           <w:bCs/>
-          <w:color w:val="EE0000"/>
-          <w:sz w:val="24"/>
-          <w:szCs w:val="24"/>
-          <w:lang w:val="en-US"/>
-        </w:rPr>
-        <w:t>pending</w:t>
-      </w:r>
-      <w:r>
-        <w:rPr>
-          <w:b/>
-          <w:bCs/>
-          <w:color w:val="EE0000"/>
-          <w:sz w:val="24"/>
-          <w:szCs w:val="24"/>
-        </w:rPr>
-        <w:t>”</w:t>
-      </w:r>
-      <w:r>
-        <w:rPr>
-          <w:b/>
-          <w:bCs/>
-          <w:color w:val="EE0000"/>
-          <w:sz w:val="24"/>
-          <w:szCs w:val="24"/>
-          <w:lang w:val="en-US"/>
-        </w:rPr>
-        <w:t>(đã được thanh toán đang chờ được phục vụ)</w:t>
-      </w:r>
-      <w:r>
-        <w:rPr>
-          <w:sz w:val="24"/>
-          <w:szCs w:val="24"/>
-        </w:rPr>
-        <w:t xml:space="preserve">. </w:t>
-      </w:r>
-      <w:r>
-        <w:rPr>
-          <w:color w:val="EE0000"/>
-          <w:sz w:val="24"/>
-          <w:szCs w:val="24"/>
-          <w:lang w:val="en-US"/>
-        </w:rPr>
-        <w:t>Nếu trong trường hợp số dư hiện tại của khách hàng không đủ thì sẽ có thông báo số dư không đủ hiện ra.</w:t>
-      </w:r>
-    </w:p>
-    <w:p>
-      <w:pPr>
-        <w:jc w:val="both"/>
-        <w:rPr>
-          <w:color w:val="EE0000"/>
-          <w:sz w:val="24"/>
-          <w:szCs w:val="24"/>
-          <w:lang w:val="en-US"/>
-        </w:rPr>
-      </w:pPr>
-      <w:r>
-        <w:rPr>
-          <w:color w:val="EE0000"/>
-          <w:sz w:val="24"/>
-          <w:szCs w:val="24"/>
-          <w:lang w:val="en-US"/>
-        </w:rPr>
-        <w:t>Nếu đơn hàng đã được thanh toán thành công và đang chờ phục vụ, sau 1 thời gian nhất định món ăn sẽ được giao đến tận bàn của người dùng bởi chủ quán, chủ quán sẽ tự cập nhật lại trạng thái của đơn hàng là “completed”</w:t>
-      </w:r>
-      <w:r>
-        <w:rPr>
-          <w:color w:val="EE0000"/>
-          <w:sz w:val="24"/>
-          <w:szCs w:val="24"/>
-          <w:lang w:val="en-US"/>
-        </w:rPr>
-        <w:t xml:space="preserve"> (Tóm lại là đơn hàng chỉ có thể được đặt khi balance tại thời điểm nhấn nút gọi đồ đủ tiền, đơn hàng chỉ có 2 trạng thái là pending và completed).</w:t>
-      </w:r>
-    </w:p>
-    <w:p>
-      <w:pPr>
-        <w:jc w:val="both"/>
-        <w:rPr>
-          <w:sz w:val="24"/>
-          <w:szCs w:val="24"/>
-        </w:rPr>
-      </w:pPr>
-    </w:p>
-    <w:p>
-      <w:pPr>
-        <w:pStyle w:val="Heading1"/>
-        <w:jc w:val="both"/>
-      </w:pPr>
-      <w:bookmarkStart w:id="2" w:name="_ev9u1yk3qvch" w:colFirst="0" w:colLast="0"/>
-      <w:bookmarkEnd w:id="2"/>
-      <w:r>
-        <w:t>B, Chủ quán</w:t>
-      </w:r>
-    </w:p>
-    <w:p>
-      <w:pPr>
-        <w:jc w:val="both"/>
-        <w:rPr>
-          <w:sz w:val="24"/>
-          <w:szCs w:val="24"/>
-        </w:rPr>
-      </w:pPr>
-    </w:p>
-    <w:p>
-      <w:pPr>
-        <w:jc w:val="both"/>
-        <w:rPr>
-          <w:b/>
-          <w:bCs/>
-          <w:sz w:val="24"/>
-          <w:szCs w:val="24"/>
-        </w:rPr>
-      </w:pPr>
-      <w:r>
-        <w:rPr>
-          <w:sz w:val="24"/>
-          <w:szCs w:val="24"/>
-        </w:rPr>
-        <w:t>Để quản lý, điều hành toàn bộ hoạt động của quán và phục vụ khách, chủ quán cần làm những việc sau:</w:t>
-      </w:r>
-    </w:p>
-    <w:p>
-      <w:pPr>
-        <w:jc w:val="both"/>
-        <w:rPr>
-          <w:sz w:val="24"/>
-          <w:szCs w:val="24"/>
-        </w:rPr>
-      </w:pPr>
-    </w:p>
-    <w:p>
-      <w:pPr>
-        <w:jc w:val="both"/>
-        <w:rPr>
-          <w:sz w:val="24"/>
-          <w:szCs w:val="24"/>
-        </w:rPr>
-      </w:pPr>
-      <w:r>
-        <w:rPr>
-          <w:b/>
-          <w:bCs/>
-          <w:sz w:val="24"/>
-          <w:szCs w:val="24"/>
-        </w:rPr>
-        <w:t>Thứ nhất</w:t>
-      </w:r>
-      <w:r>
-        <w:rPr>
-          <w:sz w:val="24"/>
-          <w:szCs w:val="24"/>
-        </w:rPr>
-        <w:t>, chủ quán mua một phần mềm quản lý quán net từ công ty bán phần mềm. Phần mềm này có 2 loại người dùng hoặc tài khoản chính: tài khoản dành cho chủ quán và dành cho khách hàng. Các mô tả về phần mềm này sẽ được mô tả rõ hơn trong mục Application Description, nhưng về cơ bản, phần mềm này phải có mọi chức năng được yêu cầu trong Business Description.</w:t>
-      </w:r>
-    </w:p>
-    <w:p>
-      <w:pPr>
-        <w:jc w:val="both"/>
-        <w:rPr>
-          <w:sz w:val="24"/>
-          <w:szCs w:val="24"/>
-        </w:rPr>
-      </w:pPr>
-    </w:p>
-    <w:p>
-      <w:pPr>
-        <w:jc w:val="both"/>
-        <w:rPr>
-          <w:sz w:val="24"/>
-          <w:szCs w:val="24"/>
-        </w:rPr>
-      </w:pPr>
-      <w:r>
-        <w:rPr>
-          <w:b/>
-          <w:bCs/>
-          <w:sz w:val="24"/>
-          <w:szCs w:val="24"/>
-        </w:rPr>
-        <w:t>Thứ hai</w:t>
-      </w:r>
-      <w:r>
-        <w:rPr>
-          <w:sz w:val="24"/>
-          <w:szCs w:val="24"/>
-        </w:rPr>
-        <w:t>, chủ quán sẽ quản lý máy tính và thiết bị. Chủ quán có thể:</w:t>
-      </w:r>
-    </w:p>
-    <w:p>
-      <w:pPr>
-        <w:jc w:val="both"/>
-        <w:rPr>
-          <w:sz w:val="24"/>
-          <w:szCs w:val="24"/>
-        </w:rPr>
-      </w:pPr>
-      <w:r>
-        <w:rPr>
-          <w:sz w:val="24"/>
-          <w:szCs w:val="24"/>
-        </w:rPr>
-        <w:t>- Thêm, xóa, sửa thông tin về máy tính (số máy, loại máy, trạng thái: đang được sử dụng hay không),</w:t>
-      </w:r>
-    </w:p>
-    <w:p>
-      <w:pPr>
-        <w:jc w:val="both"/>
-        <w:rPr>
-          <w:sz w:val="24"/>
-          <w:szCs w:val="24"/>
-        </w:rPr>
-      </w:pPr>
-      <w:r>
-        <w:rPr>
-          <w:sz w:val="24"/>
-          <w:szCs w:val="24"/>
-        </w:rPr>
-        <w:t>- Giám sát tình trạng của máy (bình thường, lỗi, đang bảo trì),</w:t>
-      </w:r>
-    </w:p>
-    <w:p>
-      <w:pPr>
-        <w:jc w:val="both"/>
-        <w:rPr>
-          <w:sz w:val="24"/>
-          <w:szCs w:val="24"/>
-        </w:rPr>
-      </w:pPr>
-      <w:r>
-        <w:rPr>
-          <w:sz w:val="24"/>
-          <w:szCs w:val="24"/>
-        </w:rPr>
-        <w:t>- Quản lý các thiết bị phụ cần thiết cho từng máy tính, gồm: chuột, bàn phím, tai nghe,</w:t>
-      </w:r>
-    </w:p>
-    <w:p>
-      <w:pPr>
-        <w:jc w:val="both"/>
-        <w:rPr>
-          <w:sz w:val="24"/>
-          <w:szCs w:val="24"/>
-          <w:shd w:val="clear" w:color="auto" w:fill="FFF2CC"/>
-        </w:rPr>
-      </w:pPr>
-      <w:r>
-        <w:rPr>
-          <w:sz w:val="24"/>
-          <w:szCs w:val="24"/>
-        </w:rPr>
-        <w:t>- Quản lý về lịch sử mà một máy tính được sử dụng (ai đã sử dụng máy tính đó, sử dụng khi nào),</w:t>
+          <w:sz w:val="24"/>
+          <w:szCs w:val="24"/>
+        </w:rPr>
+        <w:t>Thứ năm</w:t>
+      </w:r>
+      <w:r>
+        <w:rPr>
+          <w:sz w:val="24"/>
+          <w:szCs w:val="24"/>
+        </w:rPr>
+        <w:t>, chủ quán cần quản lý về dịch vụ ăn uống, gồm có:</w:t>
+      </w:r>
+    </w:p>
+    <w:p>
+      <w:pPr>
+        <w:jc w:val="both"/>
+        <w:rPr>
+          <w:sz w:val="24"/>
+          <w:szCs w:val="24"/>
+        </w:rPr>
+      </w:pPr>
+      <w:r>
+        <w:rPr>
+          <w:sz w:val="24"/>
+          <w:szCs w:val="24"/>
+        </w:rPr>
+        <w:t>- Quản lý menu: danh sách những đồ ăn, thức uống và giá tiền của chúng,</w:t>
       </w:r>
     </w:p>
     <w:p>
@@ -916,240 +927,6 @@
           <w:szCs w:val="24"/>
         </w:rPr>
         <w:lastRenderedPageBreak/>
-        <w:t>- Quản lý các phần mềm, ứng dụng trong máy tính (ví dụ: games): chủ quán không cho phép khách hàng tải xuống thêm bất kỳ phần mềm nào nữa, tức là khách hàng chỉ được sử dụng các phần mềm đã có sẵn trong máy tính.</w:t>
-      </w:r>
-    </w:p>
-    <w:p>
-      <w:pPr>
-        <w:jc w:val="both"/>
-        <w:rPr>
-          <w:sz w:val="24"/>
-          <w:szCs w:val="24"/>
-        </w:rPr>
-      </w:pPr>
-    </w:p>
-    <w:p>
-      <w:pPr>
-        <w:jc w:val="both"/>
-        <w:rPr>
-          <w:sz w:val="24"/>
-          <w:szCs w:val="24"/>
-        </w:rPr>
-      </w:pPr>
-      <w:r>
-        <w:rPr>
-          <w:b/>
-          <w:bCs/>
-          <w:sz w:val="24"/>
-          <w:szCs w:val="24"/>
-        </w:rPr>
-        <w:t>Thứ ba</w:t>
-      </w:r>
-      <w:r>
-        <w:rPr>
-          <w:sz w:val="24"/>
-          <w:szCs w:val="24"/>
-        </w:rPr>
-        <w:t>, chủ quán cần quản lý các thông tin của khách hàng, gồm có:</w:t>
-      </w:r>
-    </w:p>
-    <w:p>
-      <w:pPr>
-        <w:jc w:val="both"/>
-        <w:rPr>
-          <w:sz w:val="24"/>
-          <w:szCs w:val="24"/>
-        </w:rPr>
-      </w:pPr>
-      <w:r>
-        <w:rPr>
-          <w:sz w:val="24"/>
-          <w:szCs w:val="24"/>
-        </w:rPr>
-        <w:t>- Tài khoản của khách hàng (tên đầy đủ, CCCD, mật khẩu, số dư, số điện thoại),</w:t>
-      </w:r>
-    </w:p>
-    <w:p>
-      <w:pPr>
-        <w:jc w:val="both"/>
-        <w:rPr>
-          <w:sz w:val="24"/>
-          <w:szCs w:val="24"/>
-        </w:rPr>
-      </w:pPr>
-      <w:r>
-        <w:rPr>
-          <w:sz w:val="24"/>
-          <w:szCs w:val="24"/>
-        </w:rPr>
-        <w:t xml:space="preserve">- Xem lịch sử sử dụng máy, số giờ chơi, </w:t>
-      </w:r>
-    </w:p>
-    <w:p>
-      <w:pPr>
-        <w:jc w:val="both"/>
-        <w:rPr>
-          <w:strike/>
-          <w:sz w:val="24"/>
-          <w:szCs w:val="24"/>
-        </w:rPr>
-      </w:pPr>
-      <w:r>
-        <w:rPr>
-          <w:strike/>
-          <w:sz w:val="24"/>
-          <w:szCs w:val="24"/>
-        </w:rPr>
-        <w:t>- Quản lý các giao dịch cho việc sử dụng máy tính của khách hàng,</w:t>
-      </w:r>
-    </w:p>
-    <w:p>
-      <w:pPr>
-        <w:jc w:val="both"/>
-        <w:rPr>
-          <w:strike/>
-          <w:sz w:val="24"/>
-          <w:szCs w:val="24"/>
-        </w:rPr>
-      </w:pPr>
-      <w:r>
-        <w:rPr>
-          <w:strike/>
-          <w:sz w:val="24"/>
-          <w:szCs w:val="24"/>
-        </w:rPr>
-        <w:t>- Số tiền mà khách đã trả cho dịch vụ ăn uống,</w:t>
-      </w:r>
-    </w:p>
-    <w:p>
-      <w:pPr>
-        <w:jc w:val="both"/>
-        <w:rPr>
-          <w:sz w:val="24"/>
-          <w:szCs w:val="24"/>
-        </w:rPr>
-      </w:pPr>
-      <w:r>
-        <w:rPr>
-          <w:sz w:val="24"/>
-          <w:szCs w:val="24"/>
-        </w:rPr>
-        <w:t>- Quản lý các giao dịch nạp tiền vào tài khoản của khách hàng,</w:t>
-      </w:r>
-    </w:p>
-    <w:p>
-      <w:pPr>
-        <w:jc w:val="both"/>
-        <w:rPr>
-          <w:sz w:val="24"/>
-          <w:szCs w:val="24"/>
-        </w:rPr>
-      </w:pPr>
-      <w:r>
-        <w:rPr>
-          <w:sz w:val="24"/>
-          <w:szCs w:val="24"/>
-        </w:rPr>
-        <w:t>- Xử lý khiếu nại hoặc phát sinh vấn đề từ khách.</w:t>
-      </w:r>
-    </w:p>
-    <w:p>
-      <w:pPr>
-        <w:jc w:val="both"/>
-        <w:rPr>
-          <w:sz w:val="24"/>
-          <w:szCs w:val="24"/>
-        </w:rPr>
-      </w:pPr>
-    </w:p>
-    <w:p>
-      <w:pPr>
-        <w:jc w:val="both"/>
-        <w:rPr>
-          <w:sz w:val="24"/>
-          <w:szCs w:val="24"/>
-        </w:rPr>
-      </w:pPr>
-      <w:r>
-        <w:rPr>
-          <w:b/>
-          <w:bCs/>
-          <w:sz w:val="24"/>
-          <w:szCs w:val="24"/>
-        </w:rPr>
-        <w:t>Thứ tư</w:t>
-      </w:r>
-      <w:r>
-        <w:rPr>
-          <w:sz w:val="24"/>
-          <w:szCs w:val="24"/>
-        </w:rPr>
-        <w:t>, chủ quán sẽ quản lý doanh thu của quán dựa trên chức năng quản lý doanh thu của tài khoản dành cho chủ quán.</w:t>
-      </w:r>
-    </w:p>
-    <w:p>
-      <w:pPr>
-        <w:jc w:val="both"/>
-        <w:rPr>
-          <w:sz w:val="24"/>
-          <w:szCs w:val="24"/>
-        </w:rPr>
-      </w:pPr>
-    </w:p>
-    <w:p>
-      <w:pPr>
-        <w:jc w:val="both"/>
-        <w:rPr>
-          <w:sz w:val="24"/>
-          <w:szCs w:val="24"/>
-        </w:rPr>
-      </w:pPr>
-      <w:r>
-        <w:rPr>
-          <w:b/>
-          <w:bCs/>
-          <w:sz w:val="24"/>
-          <w:szCs w:val="24"/>
-        </w:rPr>
-        <w:t>Thứ năm</w:t>
-      </w:r>
-      <w:r>
-        <w:rPr>
-          <w:sz w:val="24"/>
-          <w:szCs w:val="24"/>
-        </w:rPr>
-        <w:t>, chủ quán cần quản lý về dịch vụ ăn uống, gồm có:</w:t>
-      </w:r>
-    </w:p>
-    <w:p>
-      <w:pPr>
-        <w:jc w:val="both"/>
-        <w:rPr>
-          <w:sz w:val="24"/>
-          <w:szCs w:val="24"/>
-        </w:rPr>
-      </w:pPr>
-      <w:r>
-        <w:rPr>
-          <w:sz w:val="24"/>
-          <w:szCs w:val="24"/>
-        </w:rPr>
-        <w:t>- Quản lý menu: danh sách những đồ ăn, thức uống và giá tiền của chúng,</w:t>
-      </w:r>
-    </w:p>
-    <w:p>
-      <w:pPr>
-        <w:jc w:val="both"/>
-        <w:rPr>
-          <w:sz w:val="24"/>
-          <w:szCs w:val="24"/>
-        </w:rPr>
-      </w:pPr>
-      <w:r>
-        <w:rPr>
-          <w:sz w:val="24"/>
-          <w:szCs w:val="24"/>
-        </w:rPr>
         <w:t>- Quản lý số lượng đồ ăn, nước uống còn lại,</w:t>
       </w:r>
     </w:p>
@@ -1192,48 +969,19 @@
     <w:p>
       <w:pPr>
         <w:pStyle w:val="Title"/>
-        <w:keepNext w:val="0"/>
-        <w:keepLines w:val="0"/>
-        <w:widowControl w:val="0"/>
-        <w:pBdr>
-          <w:top w:val="nil"/>
-          <w:left w:val="nil"/>
-          <w:bottom w:val="nil"/>
-          <w:right w:val="nil"/>
-          <w:between w:val="nil"/>
-        </w:pBdr>
-        <w:spacing w:after="0"/>
-        <w:sectPr>
-          <w:pgSz w:w="11909" w:h="16834"/>
-          <w:pgMar w:top="1440" w:right="1440" w:bottom="1440" w:left="1440" w:header="720" w:footer="720" w:gutter="0"/>
-          <w:pgNumType w:start="1"/>
-          <w:cols w:space="720"/>
-        </w:sectPr>
+        <w:jc w:val="both"/>
       </w:pPr>
       <w:bookmarkStart w:id="3" w:name="_3k21kjsbvbm0" w:colFirst="0" w:colLast="0"/>
+      <w:bookmarkStart w:id="4" w:name="_jygozwsl6lkb" w:colFirst="0" w:colLast="0"/>
       <w:bookmarkEnd w:id="3"/>
-      <w:r>
-        <w:rPr>
-          <w:color w:val="000000"/>
-        </w:rPr>
+      <w:bookmarkEnd w:id="4"/>
+      <w:r>
         <w:lastRenderedPageBreak/>
         <w:t>Application Description</w:t>
       </w:r>
     </w:p>
     <w:p>
       <w:pPr>
-        <w:pStyle w:val="Title"/>
-        <w:jc w:val="both"/>
-      </w:pPr>
-      <w:bookmarkStart w:id="4" w:name="_jygozwsl6lkb" w:colFirst="0" w:colLast="0"/>
-      <w:bookmarkEnd w:id="4"/>
-      <w:r>
-        <w:lastRenderedPageBreak/>
-        <w:t>Application Description</w:t>
-      </w:r>
-    </w:p>
-    <w:p>
-      <w:pPr>
         <w:jc w:val="both"/>
       </w:pPr>
     </w:p>
@@ -1704,21 +1452,10 @@
           <w:sz w:val="24"/>
           <w:szCs w:val="24"/>
         </w:rPr>
-        <w:t xml:space="preserve">- </w:t>
-      </w:r>
-      <w:r>
-        <w:rPr>
-          <w:b/>
-          <w:bCs/>
-          <w:sz w:val="24"/>
-          <w:szCs w:val="24"/>
-        </w:rPr>
-        <w:t xml:space="preserve">Thứ </w:t>
-      </w:r>
-      <w:r>
-        <w:rPr>
-          <w:b/>
-          <w:bCs/>
+        <w:t xml:space="preserve">- Thứ </w:t>
+      </w:r>
+      <w:r>
+        <w:rPr>
           <w:sz w:val="24"/>
           <w:szCs w:val="24"/>
           <w:lang w:val="en-US"/>
@@ -1730,19 +1467,10 @@
           <w:sz w:val="24"/>
           <w:szCs w:val="24"/>
         </w:rPr>
-        <w:t xml:space="preserve"> là chức năng gọi đồ ăn. Khách hàng có thể xem menu: danh sách những đồ ăn, thức uống, giá tiền của chúng, </w:t>
-      </w:r>
-      <w:r>
-        <w:rPr>
-          <w:color w:val="EE0000"/>
-          <w:sz w:val="24"/>
-          <w:szCs w:val="24"/>
-        </w:rPr>
-        <w:t>available (</w:t>
-      </w:r>
-      <w:r>
-        <w:rPr>
-          <w:color w:val="EE0000"/>
+        <w:t xml:space="preserve"> là chức năng gọi đồ ăn. Khách hàng có thể xem menu: danh sách những đồ ăn, thức uống, giá tiền của chúng, available (</w:t>
+      </w:r>
+      <w:r>
+        <w:rPr>
           <w:sz w:val="24"/>
           <w:szCs w:val="24"/>
           <w:lang w:val="en-US"/>
@@ -1751,7 +1479,6 @@
       </w:r>
       <w:r>
         <w:rPr>
-          <w:color w:val="EE0000"/>
           <w:sz w:val="24"/>
           <w:szCs w:val="24"/>
         </w:rPr>
@@ -1759,7 +1486,6 @@
       </w:r>
       <w:r>
         <w:rPr>
-          <w:color w:val="EE0000"/>
           <w:sz w:val="24"/>
           <w:szCs w:val="24"/>
           <w:lang w:val="en-US"/>
@@ -1771,19 +1497,10 @@
           <w:sz w:val="24"/>
           <w:szCs w:val="24"/>
         </w:rPr>
-        <w:t xml:space="preserve">. Từ đó, khách hàng sẽ thêm những đồ ăn mình cần vào giỏ hàng. Sau khi thêm xong hết và muốn gọi đồ, khách hàng ấn nút “GỌI ĐỒ”. </w:t>
-      </w:r>
-      <w:r>
-        <w:rPr>
-          <w:color w:val="EE0000"/>
-          <w:sz w:val="24"/>
-          <w:szCs w:val="24"/>
-        </w:rPr>
-        <w:t>Khi đó, giỏ hàng sẽ trở lại trạng thái ban đầu (tức là rỗng)</w:t>
-      </w:r>
-      <w:r>
-        <w:rPr>
-          <w:color w:val="EE0000"/>
+        <w:t>. Từ đó, khách hàng sẽ thêm những đồ ăn mình cần vào giỏ hàng. Sau khi thêm xong hết và muốn gọi đồ, khách hàng ấn nút “GỌI ĐỒ”. Khi đó, giỏ hàng sẽ trở lại trạng thái ban đầu (tức là rỗng)</w:t>
+      </w:r>
+      <w:r>
+        <w:rPr>
           <w:sz w:val="24"/>
           <w:szCs w:val="24"/>
           <w:lang w:val="en-US"/>
@@ -1792,27 +1509,10 @@
       </w:r>
       <w:r>
         <w:rPr>
-          <w:color w:val="EE0000"/>
-          <w:sz w:val="24"/>
-          <w:szCs w:val="24"/>
-        </w:rPr>
-        <w:t xml:space="preserve">; </w:t>
-      </w:r>
-      <w:r>
-        <w:rPr>
-          <w:b/>
-          <w:bCs/>
-          <w:sz w:val="24"/>
-          <w:szCs w:val="24"/>
-        </w:rPr>
-        <w:t>khách hàng sẽ thấy được đơn hàng mà mình vừa gọi trong mục “đơn hàng” (là một mục dùng để lưu lịch sử các đơn hàng về ăn uống trong giao diện tài khoản của khách hàng)</w:t>
-      </w:r>
-      <w:r>
-        <w:rPr>
-          <w:sz w:val="24"/>
-          <w:szCs w:val="24"/>
-        </w:rPr>
-        <w:t>. Chủ quán sẽ thấy được yêu cầu của khách trên giao diện tài khoản của chủ quán</w:t>
+          <w:sz w:val="24"/>
+          <w:szCs w:val="24"/>
+        </w:rPr>
+        <w:t>; khách hàng sẽ thấy được đơn hàng mà mình vừa gọi trong mục “đơn hàng” (là một mục dùng để lưu lịch sử các đơn hàng về ăn uống trong giao diện tài khoản của khách hàng). Chủ quán sẽ thấy được yêu cầu của khách trên giao diện tài khoản của chủ quán</w:t>
       </w:r>
       <w:r>
         <w:rPr>
@@ -2140,7 +1840,7 @@
           <w:sz w:val="24"/>
           <w:szCs w:val="24"/>
         </w:rPr>
-        <w:t>Quản lý đơn hàng: chủ quán có thể thấy được các đơn hàng, cái mà được tạo ra khi khách hàng ấn nút “GỌI ĐỒ”. Đơn hàng gồm có mã đơn hàng, thông tin chi tiết của khách đã đặt hàng, thời gian đơn hàng được tạo ra, số lượng hàng đã đặt, tổng số tiền của đơn hàng,</w:t>
+        <w:t>Quản lý đơn hàng: chủ quán có thể thấy được các đơn hàng, cái mà được tạo ra khi khách hàng ấn nút “GỌI ĐỒ”</w:t>
       </w:r>
       <w:r>
         <w:rPr>
@@ -2148,9 +1848,25 @@
           <w:szCs w:val="24"/>
           <w:lang w:val="en-US"/>
         </w:rPr>
-        <w:t xml:space="preserve"> </w:t>
-      </w:r>
-      <w:commentRangeStart w:id="8"/>
+        <w:t>, từ đó phục vụ khách hàng.</w:t>
+      </w:r>
+    </w:p>
+    <w:p>
+      <w:pPr>
+        <w:jc w:val="both"/>
+        <w:rPr>
+          <w:sz w:val="24"/>
+          <w:szCs w:val="24"/>
+          <w:lang w:val="en-US"/>
+        </w:rPr>
+      </w:pPr>
+      <w:r>
+        <w:rPr>
+          <w:sz w:val="24"/>
+          <w:szCs w:val="24"/>
+        </w:rPr>
+        <w:t xml:space="preserve">- </w:t>
+      </w:r>
       <w:r>
         <w:rPr>
           <w:b/>
@@ -2158,18 +1874,29 @@
           <w:sz w:val="24"/>
           <w:szCs w:val="24"/>
         </w:rPr>
-        <w:t>hay là đơn hàng đã được phục vụ đầy đủ chưa</w:t>
-      </w:r>
-      <w:r>
-        <w:rPr>
-          <w:sz w:val="24"/>
-          <w:szCs w:val="24"/>
-        </w:rPr>
-        <w:t>.</w:t>
-      </w:r>
-      <w:commentRangeEnd w:id="8"/>
-      <w:r>
-        <w:commentReference w:id="8"/>
+        <w:t>Thứ sáu</w:t>
+      </w:r>
+      <w:r>
+        <w:rPr>
+          <w:sz w:val="24"/>
+          <w:szCs w:val="24"/>
+        </w:rPr>
+        <w:t xml:space="preserve"> là chức năng quản lý giao dịch. Lưu ý là giao dịch dùng để quản lý xem khách hàng đã nạp bao nhiêu tiền vào tài khoản. Chủ quán sẽ thấy được mọi thông tin của từng giao dịch một, gồm: mã giao dịch, thời gian giao dịch được tạo ra, người chuyển tiền, số tiền.</w:t>
+      </w:r>
+      <w:r>
+        <w:rPr>
+          <w:sz w:val="24"/>
+          <w:szCs w:val="24"/>
+          <w:lang w:val="en-US"/>
+        </w:rPr>
+        <w:t xml:space="preserve"> Chú ý rằng tất cả giao dịch đều phải thông qua chủ quán, người chơi nạp tiền thông qua chủ quán, chủ quán sẽ là người cộng thêm số dư cho người chơi nếu người chơi nạp thêm tiền</w:t>
+      </w:r>
+      <w:r>
+        <w:rPr>
+          <w:sz w:val="24"/>
+          <w:szCs w:val="24"/>
+        </w:rPr>
+        <w:t xml:space="preserve">. </w:t>
       </w:r>
     </w:p>
     <w:p>
@@ -2203,62 +1930,6 @@
           <w:sz w:val="24"/>
           <w:szCs w:val="24"/>
         </w:rPr>
-        <w:t>Thứ sáu</w:t>
-      </w:r>
-      <w:r>
-        <w:rPr>
-          <w:sz w:val="24"/>
-          <w:szCs w:val="24"/>
-        </w:rPr>
-        <w:t xml:space="preserve"> là chức năng quản lý giao dịch. Lưu ý là giao dịch dùng để quản lý xem khách hàng đã nạp bao nhiêu tiền </w:t>
-      </w:r>
-      <w:r>
-        <w:rPr>
-          <w:strike/>
-          <w:sz w:val="24"/>
-          <w:szCs w:val="24"/>
-        </w:rPr>
-        <w:t>cho việc sử dụng máy tính</w:t>
-      </w:r>
-      <w:r>
-        <w:rPr>
-          <w:sz w:val="24"/>
-          <w:szCs w:val="24"/>
-        </w:rPr>
-        <w:t xml:space="preserve"> vào tài khoản. Chủ quán sẽ thấy được mọi thông tin của từng giao dịch một, gồm: mã giao dịch, thời gian giao dịch được tạo ra, người chuyển tiền, người nhận tiền, số tiền. Ngoài ra, đối với các giao dịch có phương thức thanh toán bằng tiền mặt, chủ quán có thể tự thêm một cách thủ công. </w:t>
-      </w:r>
-    </w:p>
-    <w:p>
-      <w:pPr>
-        <w:jc w:val="both"/>
-        <w:rPr>
-          <w:sz w:val="24"/>
-          <w:szCs w:val="24"/>
-        </w:rPr>
-      </w:pPr>
-    </w:p>
-    <w:p>
-      <w:pPr>
-        <w:jc w:val="both"/>
-        <w:rPr>
-          <w:sz w:val="24"/>
-          <w:szCs w:val="24"/>
-        </w:rPr>
-      </w:pPr>
-      <w:r>
-        <w:rPr>
-          <w:sz w:val="24"/>
-          <w:szCs w:val="24"/>
-        </w:rPr>
-        <w:t xml:space="preserve">- </w:t>
-      </w:r>
-      <w:r>
-        <w:rPr>
-          <w:b/>
-          <w:bCs/>
-          <w:sz w:val="24"/>
-          <w:szCs w:val="24"/>
-        </w:rPr>
         <w:t>Thứ bảy</w:t>
       </w:r>
       <w:r>
@@ -2266,37 +1937,7 @@
           <w:sz w:val="24"/>
           <w:szCs w:val="24"/>
         </w:rPr>
-        <w:t xml:space="preserve"> là chức năng quản lý doanh thu. </w:t>
-      </w:r>
-      <w:r>
-        <w:rPr>
-          <w:strike/>
-          <w:sz w:val="24"/>
-          <w:szCs w:val="24"/>
-        </w:rPr>
-        <w:t>Doanh thu theo việc sử dụng máy được tính ra từ giao dịch, còn doanh thu theo việc ăn uống được tính ra từ order, từ đó cộng lại ra doanh thu theo ngày; từ doanh thu theo ngày thì tính doanh thu theo tháng</w:t>
-      </w:r>
-      <w:r>
-        <w:rPr>
-          <w:sz w:val="24"/>
-          <w:szCs w:val="24"/>
-        </w:rPr>
-        <w:t xml:space="preserve">. Doanh thu sẽ được tính dựa trên các giao dịch nạp tiền vào tài khoản của khách hàng. Từ đó, phần mềm cung cấp các chức năng tổng hợp như so sánh doanh thu giữa các ngày, giữa các tháng, </w:t>
-      </w:r>
-      <w:r>
-        <w:rPr>
-          <w:strike/>
-          <w:sz w:val="24"/>
-          <w:szCs w:val="24"/>
-        </w:rPr>
-        <w:t>tổng doanh thu theo giao dịch nạp tiền hoặc theo dịch vụ ăn uống</w:t>
-      </w:r>
-      <w:r>
-        <w:rPr>
-          <w:sz w:val="24"/>
-          <w:szCs w:val="24"/>
-        </w:rPr>
-        <w:t>. Từ đó giúp chủ quán có chiến lược kinh doanh hợp lý.</w:t>
+        <w:t xml:space="preserve"> là chức năng quản lý doanh thu. Doanh thu sẽ được tính dựa trên các giao dịch nạp tiền vào tài khoản của khách hàng. Từ đó, phần mềm cung cấp các chức năng tổng hợp như so sánh doanh thu giữa các ngày, giữa các tháng. Từ đó giúp chủ quán có chiến lược kinh doanh hợp lý.</w:t>
       </w:r>
     </w:p>
     <w:p>
@@ -2349,47 +1990,6 @@
     </w:sectPr>
   </w:body>
 </w:document>
-</file>
-
-<file path=word/comments.xml><?xml version="1.0" encoding="utf-8"?>
-<w:comments xmlns:wpc="http://schemas.microsoft.com/office/word/2010/wordprocessingCanvas" xmlns:cx="http://schemas.microsoft.com/office/drawing/2014/chartex" xmlns:cx1="http://schemas.microsoft.com/office/drawing/2015/9/8/chartex" xmlns:cx2="http://schemas.microsoft.com/office/drawing/2015/10/21/chartex" xmlns:cx3="http://schemas.microsoft.com/office/drawing/2016/5/9/chartex" xmlns:cx4="http://schemas.microsoft.com/office/drawing/2016/5/10/chartex" xmlns:cx5="http://schemas.microsoft.com/office/drawing/2016/5/11/chartex" xmlns:cx6="http://schemas.microsoft.com/office/drawing/2016/5/12/chartex" xmlns:cx7="http://schemas.microsoft.com/office/drawing/2016/5/13/chartex" xmlns:cx8="http://schemas.microsoft.com/office/drawing/2016/5/14/chartex" xmlns:mc="http://schemas.openxmlformats.org/markup-compatibility/2006" xmlns:aink="http://schemas.microsoft.com/office/drawing/2016/ink" xmlns:am3d="http://schemas.microsoft.com/office/drawing/2017/model3d" xmlns:o="urn:schemas-microsoft-com:office:office" xmlns:oel="http://schemas.microsoft.com/office/2019/extlst" xmlns:r="http://schemas.openxmlformats.org/officeDocument/2006/relationships" xmlns:m="http://schemas.openxmlformats.org/officeDocument/2006/math" xmlns:v="urn:schemas-microsoft-com:vml" xmlns:wp14="http://schemas.microsoft.com/office/word/2010/wordprocessingDrawing" xmlns:wp="http://schemas.openxmlformats.org/drawingml/2006/wordprocessingDrawing" xmlns:w10="urn:schemas-microsoft-com:office:word" xmlns:w="http://schemas.openxmlformats.org/wordprocessingml/2006/main" xmlns:w14="http://schemas.microsoft.com/office/word/2010/wordml" xmlns:w15="http://schemas.microsoft.com/office/word/2012/wordml" xmlns:w16cex="http://schemas.microsoft.com/office/word/2018/wordml/cex" xmlns:w16cid="http://schemas.microsoft.com/office/word/2016/wordml/cid" xmlns:w16="http://schemas.microsoft.com/office/word/2018/wordml" xmlns:w16du="http://schemas.microsoft.com/office/word/2023/wordml/word16du" xmlns:w16sdtdh="http://schemas.microsoft.com/office/word/2020/wordml/sdtdatahash" xmlns:w16sdtfl="http://schemas.microsoft.com/office/word/2024/wordml/sdtformatlock" xmlns:w16se="http://schemas.microsoft.com/office/word/2015/wordml/symex" xmlns:wpg="http://schemas.microsoft.com/office/word/2010/wordprocessingGroup" xmlns:wpi="http://schemas.microsoft.com/office/word/2010/wordprocessingInk" xmlns:wne="http://schemas.microsoft.com/office/word/2006/wordml" xmlns:wps="http://schemas.microsoft.com/office/word/2010/wordprocessingShape" mc:Ignorable="w14 w15 w16se w16cid w16 w16cex w16sdtdh w16sdtfl w16du wp14">
-  <w:comment w:id="8" w:author="Hoang Le" w:date="2025-11-24T13:38:00Z" w:initials="">
-    <w:p>
-      <w:pPr>
-        <w:widowControl w:val="0"/>
-        <w:pBdr>
-          <w:top w:val="nil"/>
-          <w:left w:val="nil"/>
-          <w:bottom w:val="nil"/>
-          <w:right w:val="nil"/>
-          <w:between w:val="nil"/>
-        </w:pBdr>
-        <w:spacing w:line="240" w:lineRule="auto"/>
-        <w:rPr>
-          <w:color w:val="000000"/>
-        </w:rPr>
-      </w:pPr>
-      <w:r>
-        <w:rPr>
-          <w:color w:val="000000"/>
-        </w:rPr>
-        <w:t>bổ sung</w:t>
-      </w:r>
-    </w:p>
-  </w:comment>
-</w:comments>
-</file>
-
-<file path=word/commentsExtended.xml><?xml version="1.0" encoding="utf-8"?>
-<w15:commentsEx xmlns:wpc="http://schemas.microsoft.com/office/word/2010/wordprocessingCanvas" xmlns:cx="http://schemas.microsoft.com/office/drawing/2014/chartex" xmlns:cx1="http://schemas.microsoft.com/office/drawing/2015/9/8/chartex" xmlns:cx2="http://schemas.microsoft.com/office/drawing/2015/10/21/chartex" xmlns:cx3="http://schemas.microsoft.com/office/drawing/2016/5/9/chartex" xmlns:cx4="http://schemas.microsoft.com/office/drawing/2016/5/10/chartex" xmlns:cx5="http://schemas.microsoft.com/office/drawing/2016/5/11/chartex" xmlns:cx6="http://schemas.microsoft.com/office/drawing/2016/5/12/chartex" xmlns:cx7="http://schemas.microsoft.com/office/drawing/2016/5/13/chartex" xmlns:cx8="http://schemas.microsoft.com/office/drawing/2016/5/14/chartex" xmlns:mc="http://schemas.openxmlformats.org/markup-compatibility/2006" xmlns:aink="http://schemas.microsoft.com/office/drawing/2016/ink" xmlns:am3d="http://schemas.microsoft.com/office/drawing/2017/model3d" xmlns:o="urn:schemas-microsoft-com:office:office" xmlns:oel="http://schemas.microsoft.com/office/2019/extlst" xmlns:r="http://schemas.openxmlformats.org/officeDocument/2006/relationships" xmlns:m="http://schemas.openxmlformats.org/officeDocument/2006/math" xmlns:v="urn:schemas-microsoft-com:vml" xmlns:wp14="http://schemas.microsoft.com/office/word/2010/wordprocessingDrawing" xmlns:wp="http://schemas.openxmlformats.org/drawingml/2006/wordprocessingDrawing" xmlns:w10="urn:schemas-microsoft-com:office:word" xmlns:w="http://schemas.openxmlformats.org/wordprocessingml/2006/main" xmlns:w14="http://schemas.microsoft.com/office/word/2010/wordml" xmlns:w15="http://schemas.microsoft.com/office/word/2012/wordml" xmlns:w16cex="http://schemas.microsoft.com/office/word/2018/wordml/cex" xmlns:w16cid="http://schemas.microsoft.com/office/word/2016/wordml/cid" xmlns:w16="http://schemas.microsoft.com/office/word/2018/wordml" xmlns:w16du="http://schemas.microsoft.com/office/word/2023/wordml/word16du" xmlns:w16sdtdh="http://schemas.microsoft.com/office/word/2020/wordml/sdtdatahash" xmlns:w16sdtfl="http://schemas.microsoft.com/office/word/2024/wordml/sdtformatlock" xmlns:w16se="http://schemas.microsoft.com/office/word/2015/wordml/symex" xmlns:wpg="http://schemas.microsoft.com/office/word/2010/wordprocessingGroup" xmlns:wpi="http://schemas.microsoft.com/office/word/2010/wordprocessingInk" xmlns:wne="http://schemas.microsoft.com/office/word/2006/wordml" xmlns:wps="http://schemas.microsoft.com/office/word/2010/wordprocessingShape" mc:Ignorable="w14 w15 w16se w16cid w16 w16cex w16sdtdh w16sdtfl w16du wp14">
-  <w15:commentEx w15:paraId="0000007E" w15:done="0"/>
-</w15:commentsEx>
-</file>
-
-<file path=word/commentsIds.xml><?xml version="1.0" encoding="utf-8"?>
-<w16cid:commentsIds xmlns:wpc="http://schemas.microsoft.com/office/word/2010/wordprocessingCanvas" xmlns:cx="http://schemas.microsoft.com/office/drawing/2014/chartex" xmlns:cx1="http://schemas.microsoft.com/office/drawing/2015/9/8/chartex" xmlns:cx2="http://schemas.microsoft.com/office/drawing/2015/10/21/chartex" xmlns:cx3="http://schemas.microsoft.com/office/drawing/2016/5/9/chartex" xmlns:cx4="http://schemas.microsoft.com/office/drawing/2016/5/10/chartex" xmlns:cx5="http://schemas.microsoft.com/office/drawing/2016/5/11/chartex" xmlns:cx6="http://schemas.microsoft.com/office/drawing/2016/5/12/chartex" xmlns:cx7="http://schemas.microsoft.com/office/drawing/2016/5/13/chartex" xmlns:cx8="http://schemas.microsoft.com/office/drawing/2016/5/14/chartex" xmlns:mc="http://schemas.openxmlformats.org/markup-compatibility/2006" xmlns:aink="http://schemas.microsoft.com/office/drawing/2016/ink" xmlns:am3d="http://schemas.microsoft.com/office/drawing/2017/model3d" xmlns:o="urn:schemas-microsoft-com:office:office" xmlns:oel="http://schemas.microsoft.com/office/2019/extlst" xmlns:r="http://schemas.openxmlformats.org/officeDocument/2006/relationships" xmlns:m="http://schemas.openxmlformats.org/officeDocument/2006/math" xmlns:v="urn:schemas-microsoft-com:vml" xmlns:wp14="http://schemas.microsoft.com/office/word/2010/wordprocessingDrawing" xmlns:wp="http://schemas.openxmlformats.org/drawingml/2006/wordprocessingDrawing" xmlns:w10="urn:schemas-microsoft-com:office:word" xmlns:w="http://schemas.openxmlformats.org/wordprocessingml/2006/main" xmlns:w14="http://schemas.microsoft.com/office/word/2010/wordml" xmlns:w15="http://schemas.microsoft.com/office/word/2012/wordml" xmlns:w16cex="http://schemas.microsoft.com/office/word/2018/wordml/cex" xmlns:w16cid="http://schemas.microsoft.com/office/word/2016/wordml/cid" xmlns:w16="http://schemas.microsoft.com/office/word/2018/wordml" xmlns:w16du="http://schemas.microsoft.com/office/word/2023/wordml/word16du" xmlns:w16sdtdh="http://schemas.microsoft.com/office/word/2020/wordml/sdtdatahash" xmlns:w16sdtfl="http://schemas.microsoft.com/office/word/2024/wordml/sdtformatlock" xmlns:w16se="http://schemas.microsoft.com/office/word/2015/wordml/symex" xmlns:wpg="http://schemas.microsoft.com/office/word/2010/wordprocessingGroup" xmlns:wpi="http://schemas.microsoft.com/office/word/2010/wordprocessingInk" xmlns:wne="http://schemas.microsoft.com/office/word/2006/wordml" xmlns:wps="http://schemas.microsoft.com/office/word/2010/wordprocessingShape" mc:Ignorable="w14 w15 w16se w16cid w16 w16cex w16sdtdh w16sdtfl w16du wp14">
-  <w16cid:commentId w16cid:paraId="0000007E" w16cid:durableId="0000007E"/>
-</w16cid:commentsIds>
 </file>
 
 <file path=word/numbering.xml><?xml version="1.0" encoding="utf-8"?>

--- a/Database .docx
+++ b/Database .docx
@@ -534,6 +534,23 @@
         </w:rPr>
         <w:t>Nếu đơn hàng đã được thanh toán thành công và đang chờ phục vụ, sau 1 thời gian nhất định món ăn sẽ được giao đến tận bàn của người dùng bởi chủ quán, chủ quán sẽ tự cập nhật lại trạng thái của đơn hàng là “completed” (Tóm lại là đơn hàng chỉ có thể được đặt khi balance tại thời điểm nhấn nút gọi đồ đủ tiền, đơn hàng chỉ có 2 trạng thái là pending và completed).</w:t>
       </w:r>
+      <w:r>
+        <w:rPr>
+          <w:sz w:val="24"/>
+          <w:szCs w:val="24"/>
+          <w:lang w:val="en-US"/>
+        </w:rPr>
+        <w:t xml:space="preserve"> </w:t>
+      </w:r>
+      <w:r>
+        <w:rPr>
+          <w:color w:val="EE0000"/>
+          <w:sz w:val="24"/>
+          <w:szCs w:val="24"/>
+          <w:lang w:val="en-US"/>
+        </w:rPr>
+        <w:t>Một đơn hàng được coi là completed nếu tất cả các món trong đơn hàng đấy đều đã được đưa đến cho người dùng</w:t>
+      </w:r>
     </w:p>
     <w:p>
       <w:pPr>
@@ -910,6 +927,7 @@
           <w:sz w:val="24"/>
           <w:szCs w:val="24"/>
         </w:rPr>
+        <w:lastRenderedPageBreak/>
         <w:t>- Quản lý menu: danh sách những đồ ăn, thức uống và giá tiền của chúng,</w:t>
       </w:r>
     </w:p>
@@ -926,7 +944,6 @@
           <w:sz w:val="24"/>
           <w:szCs w:val="24"/>
         </w:rPr>
-        <w:lastRenderedPageBreak/>
         <w:t>- Quản lý số lượng đồ ăn, nước uống còn lại,</w:t>
       </w:r>
     </w:p>

--- a/Database .docx
+++ b/Database .docx
@@ -521,6 +521,7 @@
       <w:pPr>
         <w:jc w:val="both"/>
         <w:rPr>
+          <w:color w:val="EE0000"/>
           <w:sz w:val="24"/>
           <w:szCs w:val="24"/>
           <w:lang w:val="en-US"/>
@@ -532,7 +533,7 @@
           <w:szCs w:val="24"/>
           <w:lang w:val="en-US"/>
         </w:rPr>
-        <w:t>Nếu đơn hàng đã được thanh toán thành công và đang chờ phục vụ, sau 1 thời gian nhất định món ăn sẽ được giao đến tận bàn của người dùng bởi chủ quán, chủ quán sẽ tự cập nhật lại trạng thái của đơn hàng là “completed” (Tóm lại là đơn hàng chỉ có thể được đặt khi balance tại thời điểm nhấn nút gọi đồ đủ tiền, đơn hàng chỉ có 2 trạng thái là pending và completed).</w:t>
+        <w:t>Nếu đơn hàng đã được thanh toán thành công và đang chờ phục vụ, sau 1 thời gian nhất định món ăn sẽ được giao đến tận bàn của người dùng bởi chủ quán, chủ quán sẽ tự cập nhật lại trạng thái của đơn hàng là “completed”</w:t>
       </w:r>
       <w:r>
         <w:rPr>
@@ -540,7 +541,7 @@
           <w:szCs w:val="24"/>
           <w:lang w:val="en-US"/>
         </w:rPr>
-        <w:t xml:space="preserve"> </w:t>
+        <w:t xml:space="preserve">. </w:t>
       </w:r>
       <w:r>
         <w:rPr>
@@ -550,6 +551,53 @@
           <w:lang w:val="en-US"/>
         </w:rPr>
         <w:t>Một đơn hàng được coi là completed nếu tất cả các món trong đơn hàng đấy đều đã được đưa đến cho người dùng</w:t>
+      </w:r>
+      <w:r>
+        <w:rPr>
+          <w:color w:val="EE0000"/>
+          <w:sz w:val="24"/>
+          <w:szCs w:val="24"/>
+          <w:lang w:val="en-US"/>
+        </w:rPr>
+        <w:t>.</w:t>
+      </w:r>
+    </w:p>
+    <w:p>
+      <w:pPr>
+        <w:jc w:val="both"/>
+        <w:rPr>
+          <w:color w:val="EE0000"/>
+          <w:sz w:val="24"/>
+          <w:szCs w:val="24"/>
+          <w:lang w:val="en-US"/>
+        </w:rPr>
+      </w:pPr>
+      <w:r>
+        <w:rPr>
+          <w:color w:val="EE0000"/>
+          <w:sz w:val="24"/>
+          <w:szCs w:val="24"/>
+          <w:lang w:val="en-US"/>
+        </w:rPr>
+        <w:t>Người dùng có thể hủy món ăn nào đó bằng cách nhắn với chủ quán, chủ quán sẽ quyết định xem có thể hủy món hay không, nếu món được hủy</w:t>
+      </w:r>
+      <w:r>
+        <w:rPr>
+          <w:color w:val="EE0000"/>
+          <w:sz w:val="24"/>
+          <w:szCs w:val="24"/>
+          <w:lang w:val="en-US"/>
+        </w:rPr>
+        <w:t xml:space="preserve"> (chủ quán sẽ tự chỉnh trạng thái của món ăn trong đơn hàng thành cancel )</w:t>
+      </w:r>
+      <w:r>
+        <w:rPr>
+          <w:color w:val="EE0000"/>
+          <w:sz w:val="24"/>
+          <w:szCs w:val="24"/>
+          <w:lang w:val="en-US"/>
+        </w:rPr>
+        <w:t xml:space="preserve"> thì tài khoản của người dùng sẽ được cộng lại tiền tương ứng, order sẽ bị hủy nếu tất cả các món đều bị hủy</w:t>
       </w:r>
     </w:p>
     <w:p>
@@ -870,6 +918,7 @@
           <w:sz w:val="24"/>
           <w:szCs w:val="24"/>
         </w:rPr>
+        <w:lastRenderedPageBreak/>
         <w:t>Thứ tư</w:t>
       </w:r>
       <w:r>
@@ -927,7 +976,6 @@
           <w:sz w:val="24"/>
           <w:szCs w:val="24"/>
         </w:rPr>
-        <w:lastRenderedPageBreak/>
         <w:t>- Quản lý menu: danh sách những đồ ăn, thức uống và giá tiền của chúng,</w:t>
       </w:r>
     </w:p>
